--- a/Tema 10/PR_10.1/PR_10.1_Pablo_Menendez_de_la_Rosa.docx
+++ b/Tema 10/PR_10.1/PR_10.1_Pablo_Menendez_de_la_Rosa.docx
@@ -629,6 +629,54 @@
     </w:p>
     <w:p>
       <w:pPr>
+        <w:pStyle w:val="Imagen"/>
+        <w:rPr>
+          <w:lang w:eastAsia="es-ES"/>
+        </w:rPr>
+      </w:pPr>
+      <w:r>
+        <w:rPr>
+          <w:lang w:eastAsia="es-ES"/>
+        </w:rPr>
+        <w:drawing>
+          <wp:inline distT="0" distB="0" distL="0" distR="0" wp14:anchorId="3DC4E523" wp14:editId="447D5B73">
+            <wp:extent cx="5114290" cy="1355551"/>
+            <wp:effectExtent l="0" t="0" r="0" b="0"/>
+            <wp:docPr id="575007047" name="Imagen 1" descr="Texto&#10;&#10;El contenido generado por IA puede ser incorrecto."/>
+            <wp:cNvGraphicFramePr>
+              <a:graphicFrameLocks xmlns:a="http://schemas.openxmlformats.org/drawingml/2006/main" noChangeAspect="1"/>
+            </wp:cNvGraphicFramePr>
+            <a:graphic xmlns:a="http://schemas.openxmlformats.org/drawingml/2006/main">
+              <a:graphicData uri="http://schemas.openxmlformats.org/drawingml/2006/picture">
+                <pic:pic xmlns:pic="http://schemas.openxmlformats.org/drawingml/2006/picture">
+                  <pic:nvPicPr>
+                    <pic:cNvPr id="575007047" name="Imagen 1" descr="Texto&#10;&#10;El contenido generado por IA puede ser incorrecto."/>
+                    <pic:cNvPicPr/>
+                  </pic:nvPicPr>
+                  <pic:blipFill>
+                    <a:blip r:embed="rId17"/>
+                    <a:stretch>
+                      <a:fillRect/>
+                    </a:stretch>
+                  </pic:blipFill>
+                  <pic:spPr>
+                    <a:xfrm>
+                      <a:off x="0" y="0"/>
+                      <a:ext cx="5121906" cy="1357570"/>
+                    </a:xfrm>
+                    <a:prstGeom prst="rect">
+                      <a:avLst/>
+                    </a:prstGeom>
+                  </pic:spPr>
+                </pic:pic>
+              </a:graphicData>
+            </a:graphic>
+          </wp:inline>
+        </w:drawing>
+      </w:r>
+    </w:p>
+    <w:p>
+      <w:pPr>
         <w:pStyle w:val="Apartado"/>
         <w:numPr>
           <w:ilvl w:val="3"/>
@@ -647,6 +695,54 @@
     </w:p>
     <w:p>
       <w:pPr>
+        <w:pStyle w:val="Imagen"/>
+        <w:rPr>
+          <w:lang w:eastAsia="es-ES"/>
+        </w:rPr>
+      </w:pPr>
+      <w:r>
+        <w:rPr>
+          <w:lang w:eastAsia="es-ES"/>
+        </w:rPr>
+        <w:drawing>
+          <wp:inline distT="0" distB="0" distL="0" distR="0" wp14:anchorId="79C172EB" wp14:editId="65C98CCE">
+            <wp:extent cx="5400040" cy="5154295"/>
+            <wp:effectExtent l="0" t="0" r="0" b="8255"/>
+            <wp:docPr id="177891845" name="Imagen 1" descr="Texto&#10;&#10;El contenido generado por IA puede ser incorrecto."/>
+            <wp:cNvGraphicFramePr>
+              <a:graphicFrameLocks xmlns:a="http://schemas.openxmlformats.org/drawingml/2006/main" noChangeAspect="1"/>
+            </wp:cNvGraphicFramePr>
+            <a:graphic xmlns:a="http://schemas.openxmlformats.org/drawingml/2006/main">
+              <a:graphicData uri="http://schemas.openxmlformats.org/drawingml/2006/picture">
+                <pic:pic xmlns:pic="http://schemas.openxmlformats.org/drawingml/2006/picture">
+                  <pic:nvPicPr>
+                    <pic:cNvPr id="177891845" name="Imagen 1" descr="Texto&#10;&#10;El contenido generado por IA puede ser incorrecto."/>
+                    <pic:cNvPicPr/>
+                  </pic:nvPicPr>
+                  <pic:blipFill>
+                    <a:blip r:embed="rId18"/>
+                    <a:stretch>
+                      <a:fillRect/>
+                    </a:stretch>
+                  </pic:blipFill>
+                  <pic:spPr>
+                    <a:xfrm>
+                      <a:off x="0" y="0"/>
+                      <a:ext cx="5400040" cy="5154295"/>
+                    </a:xfrm>
+                    <a:prstGeom prst="rect">
+                      <a:avLst/>
+                    </a:prstGeom>
+                  </pic:spPr>
+                </pic:pic>
+              </a:graphicData>
+            </a:graphic>
+          </wp:inline>
+        </w:drawing>
+      </w:r>
+    </w:p>
+    <w:p>
+      <w:pPr>
         <w:pStyle w:val="Apartado"/>
         <w:numPr>
           <w:ilvl w:val="3"/>
@@ -665,6 +761,55 @@
     </w:p>
     <w:p>
       <w:pPr>
+        <w:pStyle w:val="Imagen"/>
+        <w:rPr>
+          <w:lang w:eastAsia="es-ES"/>
+        </w:rPr>
+      </w:pPr>
+      <w:r>
+        <w:rPr>
+          <w:lang w:eastAsia="es-ES"/>
+        </w:rPr>
+        <w:lastRenderedPageBreak/>
+        <w:drawing>
+          <wp:inline distT="0" distB="0" distL="0" distR="0" wp14:anchorId="777ADC92" wp14:editId="576BEDA2">
+            <wp:extent cx="4022277" cy="3359150"/>
+            <wp:effectExtent l="0" t="0" r="0" b="0"/>
+            <wp:docPr id="595227782" name="Imagen 1"/>
+            <wp:cNvGraphicFramePr>
+              <a:graphicFrameLocks xmlns:a="http://schemas.openxmlformats.org/drawingml/2006/main" noChangeAspect="1"/>
+            </wp:cNvGraphicFramePr>
+            <a:graphic xmlns:a="http://schemas.openxmlformats.org/drawingml/2006/main">
+              <a:graphicData uri="http://schemas.openxmlformats.org/drawingml/2006/picture">
+                <pic:pic xmlns:pic="http://schemas.openxmlformats.org/drawingml/2006/picture">
+                  <pic:nvPicPr>
+                    <pic:cNvPr id="595227782" name=""/>
+                    <pic:cNvPicPr/>
+                  </pic:nvPicPr>
+                  <pic:blipFill>
+                    <a:blip r:embed="rId19"/>
+                    <a:stretch>
+                      <a:fillRect/>
+                    </a:stretch>
+                  </pic:blipFill>
+                  <pic:spPr>
+                    <a:xfrm>
+                      <a:off x="0" y="0"/>
+                      <a:ext cx="4029466" cy="3365154"/>
+                    </a:xfrm>
+                    <a:prstGeom prst="rect">
+                      <a:avLst/>
+                    </a:prstGeom>
+                  </pic:spPr>
+                </pic:pic>
+              </a:graphicData>
+            </a:graphic>
+          </wp:inline>
+        </w:drawing>
+      </w:r>
+    </w:p>
+    <w:p>
+      <w:pPr>
         <w:pStyle w:val="Apartado"/>
         <w:numPr>
           <w:ilvl w:val="3"/>
@@ -683,6 +828,54 @@
     </w:p>
     <w:p>
       <w:pPr>
+        <w:pStyle w:val="Imagen"/>
+        <w:rPr>
+          <w:lang w:eastAsia="es-ES"/>
+        </w:rPr>
+      </w:pPr>
+      <w:r>
+        <w:rPr>
+          <w:lang w:eastAsia="es-ES"/>
+        </w:rPr>
+        <w:drawing>
+          <wp:inline distT="0" distB="0" distL="0" distR="0" wp14:anchorId="44CC5F56" wp14:editId="0DE1D78D">
+            <wp:extent cx="4631690" cy="3969399"/>
+            <wp:effectExtent l="0" t="0" r="0" b="0"/>
+            <wp:docPr id="2040157880" name="Imagen 1" descr="Texto&#10;&#10;El contenido generado por IA puede ser incorrecto."/>
+            <wp:cNvGraphicFramePr>
+              <a:graphicFrameLocks xmlns:a="http://schemas.openxmlformats.org/drawingml/2006/main" noChangeAspect="1"/>
+            </wp:cNvGraphicFramePr>
+            <a:graphic xmlns:a="http://schemas.openxmlformats.org/drawingml/2006/main">
+              <a:graphicData uri="http://schemas.openxmlformats.org/drawingml/2006/picture">
+                <pic:pic xmlns:pic="http://schemas.openxmlformats.org/drawingml/2006/picture">
+                  <pic:nvPicPr>
+                    <pic:cNvPr id="2040157880" name="Imagen 1" descr="Texto&#10;&#10;El contenido generado por IA puede ser incorrecto."/>
+                    <pic:cNvPicPr/>
+                  </pic:nvPicPr>
+                  <pic:blipFill>
+                    <a:blip r:embed="rId20"/>
+                    <a:stretch>
+                      <a:fillRect/>
+                    </a:stretch>
+                  </pic:blipFill>
+                  <pic:spPr>
+                    <a:xfrm>
+                      <a:off x="0" y="0"/>
+                      <a:ext cx="4640874" cy="3977270"/>
+                    </a:xfrm>
+                    <a:prstGeom prst="rect">
+                      <a:avLst/>
+                    </a:prstGeom>
+                  </pic:spPr>
+                </pic:pic>
+              </a:graphicData>
+            </a:graphic>
+          </wp:inline>
+        </w:drawing>
+      </w:r>
+    </w:p>
+    <w:p>
+      <w:pPr>
         <w:pStyle w:val="Apartado"/>
         <w:numPr>
           <w:ilvl w:val="3"/>
@@ -701,6 +894,55 @@
     </w:p>
     <w:p>
       <w:pPr>
+        <w:pStyle w:val="Imagen"/>
+        <w:rPr>
+          <w:lang w:eastAsia="es-ES"/>
+        </w:rPr>
+      </w:pPr>
+      <w:r>
+        <w:rPr>
+          <w:lang w:eastAsia="es-ES"/>
+        </w:rPr>
+        <w:lastRenderedPageBreak/>
+        <w:drawing>
+          <wp:inline distT="0" distB="0" distL="0" distR="0" wp14:anchorId="749ABF08" wp14:editId="51F527C1">
+            <wp:extent cx="5400040" cy="2865120"/>
+            <wp:effectExtent l="0" t="0" r="0" b="0"/>
+            <wp:docPr id="467841580" name="Imagen 1" descr="Texto&#10;&#10;El contenido generado por IA puede ser incorrecto."/>
+            <wp:cNvGraphicFramePr>
+              <a:graphicFrameLocks xmlns:a="http://schemas.openxmlformats.org/drawingml/2006/main" noChangeAspect="1"/>
+            </wp:cNvGraphicFramePr>
+            <a:graphic xmlns:a="http://schemas.openxmlformats.org/drawingml/2006/main">
+              <a:graphicData uri="http://schemas.openxmlformats.org/drawingml/2006/picture">
+                <pic:pic xmlns:pic="http://schemas.openxmlformats.org/drawingml/2006/picture">
+                  <pic:nvPicPr>
+                    <pic:cNvPr id="467841580" name="Imagen 1" descr="Texto&#10;&#10;El contenido generado por IA puede ser incorrecto."/>
+                    <pic:cNvPicPr/>
+                  </pic:nvPicPr>
+                  <pic:blipFill>
+                    <a:blip r:embed="rId21"/>
+                    <a:stretch>
+                      <a:fillRect/>
+                    </a:stretch>
+                  </pic:blipFill>
+                  <pic:spPr>
+                    <a:xfrm>
+                      <a:off x="0" y="0"/>
+                      <a:ext cx="5400040" cy="2865120"/>
+                    </a:xfrm>
+                    <a:prstGeom prst="rect">
+                      <a:avLst/>
+                    </a:prstGeom>
+                  </pic:spPr>
+                </pic:pic>
+              </a:graphicData>
+            </a:graphic>
+          </wp:inline>
+        </w:drawing>
+      </w:r>
+    </w:p>
+    <w:p>
+      <w:pPr>
         <w:pStyle w:val="Apartado"/>
         <w:numPr>
           <w:ilvl w:val="3"/>
@@ -719,6 +961,54 @@
     </w:p>
     <w:p>
       <w:pPr>
+        <w:pStyle w:val="Imagen"/>
+        <w:rPr>
+          <w:lang w:eastAsia="es-ES"/>
+        </w:rPr>
+      </w:pPr>
+      <w:r>
+        <w:rPr>
+          <w:lang w:eastAsia="es-ES"/>
+        </w:rPr>
+        <w:drawing>
+          <wp:inline distT="0" distB="0" distL="0" distR="0" wp14:anchorId="162B2A98" wp14:editId="0E2DF3BD">
+            <wp:extent cx="4745990" cy="2201662"/>
+            <wp:effectExtent l="0" t="0" r="0" b="8255"/>
+            <wp:docPr id="2134304091" name="Imagen 1" descr="Texto&#10;&#10;El contenido generado por IA puede ser incorrecto."/>
+            <wp:cNvGraphicFramePr>
+              <a:graphicFrameLocks xmlns:a="http://schemas.openxmlformats.org/drawingml/2006/main" noChangeAspect="1"/>
+            </wp:cNvGraphicFramePr>
+            <a:graphic xmlns:a="http://schemas.openxmlformats.org/drawingml/2006/main">
+              <a:graphicData uri="http://schemas.openxmlformats.org/drawingml/2006/picture">
+                <pic:pic xmlns:pic="http://schemas.openxmlformats.org/drawingml/2006/picture">
+                  <pic:nvPicPr>
+                    <pic:cNvPr id="2134304091" name="Imagen 1" descr="Texto&#10;&#10;El contenido generado por IA puede ser incorrecto."/>
+                    <pic:cNvPicPr/>
+                  </pic:nvPicPr>
+                  <pic:blipFill>
+                    <a:blip r:embed="rId22"/>
+                    <a:stretch>
+                      <a:fillRect/>
+                    </a:stretch>
+                  </pic:blipFill>
+                  <pic:spPr>
+                    <a:xfrm>
+                      <a:off x="0" y="0"/>
+                      <a:ext cx="4756989" cy="2206764"/>
+                    </a:xfrm>
+                    <a:prstGeom prst="rect">
+                      <a:avLst/>
+                    </a:prstGeom>
+                  </pic:spPr>
+                </pic:pic>
+              </a:graphicData>
+            </a:graphic>
+          </wp:inline>
+        </w:drawing>
+      </w:r>
+    </w:p>
+    <w:p>
+      <w:pPr>
         <w:pStyle w:val="Apartado"/>
         <w:numPr>
           <w:ilvl w:val="3"/>
@@ -737,6 +1027,54 @@
     </w:p>
     <w:p>
       <w:pPr>
+        <w:pStyle w:val="Imagen"/>
+        <w:rPr>
+          <w:lang w:eastAsia="es-ES"/>
+        </w:rPr>
+      </w:pPr>
+      <w:r>
+        <w:rPr>
+          <w:lang w:eastAsia="es-ES"/>
+        </w:rPr>
+        <w:drawing>
+          <wp:inline distT="0" distB="0" distL="0" distR="0" wp14:anchorId="12148C2C" wp14:editId="77845936">
+            <wp:extent cx="5400040" cy="1665605"/>
+            <wp:effectExtent l="0" t="0" r="0" b="0"/>
+            <wp:docPr id="430608988" name="Imagen 1" descr="Interfaz de usuario gráfica, Texto&#10;&#10;El contenido generado por IA puede ser incorrecto."/>
+            <wp:cNvGraphicFramePr>
+              <a:graphicFrameLocks xmlns:a="http://schemas.openxmlformats.org/drawingml/2006/main" noChangeAspect="1"/>
+            </wp:cNvGraphicFramePr>
+            <a:graphic xmlns:a="http://schemas.openxmlformats.org/drawingml/2006/main">
+              <a:graphicData uri="http://schemas.openxmlformats.org/drawingml/2006/picture">
+                <pic:pic xmlns:pic="http://schemas.openxmlformats.org/drawingml/2006/picture">
+                  <pic:nvPicPr>
+                    <pic:cNvPr id="430608988" name="Imagen 1" descr="Interfaz de usuario gráfica, Texto&#10;&#10;El contenido generado por IA puede ser incorrecto."/>
+                    <pic:cNvPicPr/>
+                  </pic:nvPicPr>
+                  <pic:blipFill>
+                    <a:blip r:embed="rId23"/>
+                    <a:stretch>
+                      <a:fillRect/>
+                    </a:stretch>
+                  </pic:blipFill>
+                  <pic:spPr>
+                    <a:xfrm>
+                      <a:off x="0" y="0"/>
+                      <a:ext cx="5400040" cy="1665605"/>
+                    </a:xfrm>
+                    <a:prstGeom prst="rect">
+                      <a:avLst/>
+                    </a:prstGeom>
+                  </pic:spPr>
+                </pic:pic>
+              </a:graphicData>
+            </a:graphic>
+          </wp:inline>
+        </w:drawing>
+      </w:r>
+    </w:p>
+    <w:p>
+      <w:pPr>
         <w:pStyle w:val="Apartado"/>
         <w:numPr>
           <w:ilvl w:val="3"/>
@@ -750,11 +1088,60 @@
         <w:rPr>
           <w:lang w:eastAsia="es-ES"/>
         </w:rPr>
+        <w:lastRenderedPageBreak/>
         <w:t>¿Cuál es el código postal de la ciudad de ALLEN que no tiene habitantes (sólo recupera el zip, no nos interesa ningún otro campo, ni el _id)?</w:t>
       </w:r>
     </w:p>
     <w:p>
       <w:pPr>
+        <w:pStyle w:val="Imagen"/>
+        <w:rPr>
+          <w:lang w:eastAsia="es-ES"/>
+        </w:rPr>
+      </w:pPr>
+      <w:r>
+        <w:rPr>
+          <w:lang w:eastAsia="es-ES"/>
+        </w:rPr>
+        <w:drawing>
+          <wp:inline distT="0" distB="0" distL="0" distR="0" wp14:anchorId="7C200F40" wp14:editId="17CCDF87">
+            <wp:extent cx="5400040" cy="207645"/>
+            <wp:effectExtent l="0" t="0" r="0" b="1905"/>
+            <wp:docPr id="1827779959" name="Imagen 1"/>
+            <wp:cNvGraphicFramePr>
+              <a:graphicFrameLocks xmlns:a="http://schemas.openxmlformats.org/drawingml/2006/main" noChangeAspect="1"/>
+            </wp:cNvGraphicFramePr>
+            <a:graphic xmlns:a="http://schemas.openxmlformats.org/drawingml/2006/main">
+              <a:graphicData uri="http://schemas.openxmlformats.org/drawingml/2006/picture">
+                <pic:pic xmlns:pic="http://schemas.openxmlformats.org/drawingml/2006/picture">
+                  <pic:nvPicPr>
+                    <pic:cNvPr id="1827779959" name=""/>
+                    <pic:cNvPicPr/>
+                  </pic:nvPicPr>
+                  <pic:blipFill>
+                    <a:blip r:embed="rId24"/>
+                    <a:stretch>
+                      <a:fillRect/>
+                    </a:stretch>
+                  </pic:blipFill>
+                  <pic:spPr>
+                    <a:xfrm>
+                      <a:off x="0" y="0"/>
+                      <a:ext cx="5400040" cy="207645"/>
+                    </a:xfrm>
+                    <a:prstGeom prst="rect">
+                      <a:avLst/>
+                    </a:prstGeom>
+                  </pic:spPr>
+                </pic:pic>
+              </a:graphicData>
+            </a:graphic>
+          </wp:inline>
+        </w:drawing>
+      </w:r>
+    </w:p>
+    <w:p>
+      <w:pPr>
         <w:pStyle w:val="Ejercicio"/>
         <w:rPr>
           <w:lang w:eastAsia="es-ES"/>
@@ -764,19 +1151,7 @@
         <w:rPr>
           <w:lang w:eastAsia="es-ES"/>
         </w:rPr>
-        <w:t>Escribe los comandos necesarios para realizar las siguientes consultas sobre la colección zips</w:t>
-      </w:r>
-      <w:r>
-        <w:rPr>
-          <w:lang w:eastAsia="es-ES"/>
-        </w:rPr>
-        <w:t xml:space="preserve"> </w:t>
-      </w:r>
-      <w:r>
-        <w:rPr>
-          <w:lang w:eastAsia="es-ES"/>
-        </w:rPr>
-        <w:t>de la base de datos sample_training:</w:t>
+        <w:t>Escribe los comandos necesarios para realizar las siguientes consultas sobre la colección zips de la base de datos sample_training:</w:t>
       </w:r>
     </w:p>
     <w:p>
@@ -795,6 +1170,54 @@
     </w:p>
     <w:p>
       <w:pPr>
+        <w:pStyle w:val="Imagen"/>
+        <w:rPr>
+          <w:lang w:eastAsia="es-ES"/>
+        </w:rPr>
+      </w:pPr>
+      <w:r>
+        <w:rPr>
+          <w:lang w:eastAsia="es-ES"/>
+        </w:rPr>
+        <w:drawing>
+          <wp:inline distT="0" distB="0" distL="0" distR="0" wp14:anchorId="61811115" wp14:editId="7A9C685C">
+            <wp:extent cx="4758690" cy="3843773"/>
+            <wp:effectExtent l="0" t="0" r="3810" b="4445"/>
+            <wp:docPr id="493477431" name="Imagen 1" descr="Texto&#10;&#10;El contenido generado por IA puede ser incorrecto."/>
+            <wp:cNvGraphicFramePr>
+              <a:graphicFrameLocks xmlns:a="http://schemas.openxmlformats.org/drawingml/2006/main" noChangeAspect="1"/>
+            </wp:cNvGraphicFramePr>
+            <a:graphic xmlns:a="http://schemas.openxmlformats.org/drawingml/2006/main">
+              <a:graphicData uri="http://schemas.openxmlformats.org/drawingml/2006/picture">
+                <pic:pic xmlns:pic="http://schemas.openxmlformats.org/drawingml/2006/picture">
+                  <pic:nvPicPr>
+                    <pic:cNvPr id="493477431" name="Imagen 1" descr="Texto&#10;&#10;El contenido generado por IA puede ser incorrecto."/>
+                    <pic:cNvPicPr/>
+                  </pic:nvPicPr>
+                  <pic:blipFill>
+                    <a:blip r:embed="rId25"/>
+                    <a:stretch>
+                      <a:fillRect/>
+                    </a:stretch>
+                  </pic:blipFill>
+                  <pic:spPr>
+                    <a:xfrm>
+                      <a:off x="0" y="0"/>
+                      <a:ext cx="4763170" cy="3847392"/>
+                    </a:xfrm>
+                    <a:prstGeom prst="rect">
+                      <a:avLst/>
+                    </a:prstGeom>
+                  </pic:spPr>
+                </pic:pic>
+              </a:graphicData>
+            </a:graphic>
+          </wp:inline>
+        </w:drawing>
+      </w:r>
+    </w:p>
+    <w:p>
+      <w:pPr>
         <w:pStyle w:val="Apartado"/>
         <w:rPr>
           <w:lang w:eastAsia="es-ES"/>
@@ -809,6 +1232,65 @@
     </w:p>
     <w:p>
       <w:pPr>
+        <w:pStyle w:val="Imagen"/>
+        <w:rPr>
+          <w:lang w:eastAsia="es-ES"/>
+        </w:rPr>
+      </w:pPr>
+      <w:r>
+        <w:rPr>
+          <w:lang w:eastAsia="es-ES"/>
+        </w:rPr>
+        <w:lastRenderedPageBreak/>
+        <w:drawing>
+          <wp:inline distT="0" distB="0" distL="0" distR="0" wp14:anchorId="262C84DF" wp14:editId="3BBB9A36">
+            <wp:extent cx="4797948" cy="3365500"/>
+            <wp:effectExtent l="0" t="0" r="3175" b="6350"/>
+            <wp:docPr id="219577077" name="Imagen 2"/>
+            <wp:cNvGraphicFramePr>
+              <a:graphicFrameLocks xmlns:a="http://schemas.openxmlformats.org/drawingml/2006/main" noChangeAspect="1"/>
+            </wp:cNvGraphicFramePr>
+            <a:graphic xmlns:a="http://schemas.openxmlformats.org/drawingml/2006/main">
+              <a:graphicData uri="http://schemas.openxmlformats.org/drawingml/2006/picture">
+                <pic:pic xmlns:pic="http://schemas.openxmlformats.org/drawingml/2006/picture">
+                  <pic:nvPicPr>
+                    <pic:cNvPr id="0" name="Picture 2"/>
+                    <pic:cNvPicPr>
+                      <a:picLocks noChangeAspect="1" noChangeArrowheads="1"/>
+                    </pic:cNvPicPr>
+                  </pic:nvPicPr>
+                  <pic:blipFill>
+                    <a:blip r:embed="rId26">
+                      <a:extLst>
+                        <a:ext uri="{28A0092B-C50C-407E-A947-70E740481C1C}">
+                          <a14:useLocalDpi xmlns:a14="http://schemas.microsoft.com/office/drawing/2010/main" val="0"/>
+                        </a:ext>
+                      </a:extLst>
+                    </a:blip>
+                    <a:srcRect/>
+                    <a:stretch>
+                      <a:fillRect/>
+                    </a:stretch>
+                  </pic:blipFill>
+                  <pic:spPr bwMode="auto">
+                    <a:xfrm>
+                      <a:off x="0" y="0"/>
+                      <a:ext cx="4824551" cy="3384160"/>
+                    </a:xfrm>
+                    <a:prstGeom prst="rect">
+                      <a:avLst/>
+                    </a:prstGeom>
+                    <a:noFill/>
+                  </pic:spPr>
+                </pic:pic>
+              </a:graphicData>
+            </a:graphic>
+          </wp:inline>
+        </w:drawing>
+      </w:r>
+    </w:p>
+    <w:p>
+      <w:pPr>
         <w:pStyle w:val="Apartado"/>
         <w:rPr>
           <w:lang w:eastAsia="es-ES"/>
@@ -823,6 +1305,54 @@
     </w:p>
     <w:p>
       <w:pPr>
+        <w:pStyle w:val="Imagen"/>
+        <w:rPr>
+          <w:lang w:eastAsia="es-ES"/>
+        </w:rPr>
+      </w:pPr>
+      <w:r>
+        <w:rPr>
+          <w:lang w:eastAsia="es-ES"/>
+        </w:rPr>
+        <w:drawing>
+          <wp:inline distT="0" distB="0" distL="0" distR="0" wp14:anchorId="511FFDEC" wp14:editId="3B47B733">
+            <wp:extent cx="5400040" cy="224790"/>
+            <wp:effectExtent l="0" t="0" r="0" b="3810"/>
+            <wp:docPr id="567503448" name="Imagen 1"/>
+            <wp:cNvGraphicFramePr>
+              <a:graphicFrameLocks xmlns:a="http://schemas.openxmlformats.org/drawingml/2006/main" noChangeAspect="1"/>
+            </wp:cNvGraphicFramePr>
+            <a:graphic xmlns:a="http://schemas.openxmlformats.org/drawingml/2006/main">
+              <a:graphicData uri="http://schemas.openxmlformats.org/drawingml/2006/picture">
+                <pic:pic xmlns:pic="http://schemas.openxmlformats.org/drawingml/2006/picture">
+                  <pic:nvPicPr>
+                    <pic:cNvPr id="567503448" name=""/>
+                    <pic:cNvPicPr/>
+                  </pic:nvPicPr>
+                  <pic:blipFill>
+                    <a:blip r:embed="rId27"/>
+                    <a:stretch>
+                      <a:fillRect/>
+                    </a:stretch>
+                  </pic:blipFill>
+                  <pic:spPr>
+                    <a:xfrm>
+                      <a:off x="0" y="0"/>
+                      <a:ext cx="5400040" cy="224790"/>
+                    </a:xfrm>
+                    <a:prstGeom prst="rect">
+                      <a:avLst/>
+                    </a:prstGeom>
+                  </pic:spPr>
+                </pic:pic>
+              </a:graphicData>
+            </a:graphic>
+          </wp:inline>
+        </w:drawing>
+      </w:r>
+    </w:p>
+    <w:p>
+      <w:pPr>
         <w:pStyle w:val="Apartado"/>
         <w:rPr>
           <w:lang w:eastAsia="es-ES"/>
@@ -837,6 +1367,54 @@
     </w:p>
     <w:p>
       <w:pPr>
+        <w:pStyle w:val="Imagen"/>
+        <w:rPr>
+          <w:lang w:eastAsia="es-ES"/>
+        </w:rPr>
+      </w:pPr>
+      <w:r>
+        <w:rPr>
+          <w:lang w:eastAsia="es-ES"/>
+        </w:rPr>
+        <w:drawing>
+          <wp:inline distT="0" distB="0" distL="0" distR="0" wp14:anchorId="598A10E3" wp14:editId="4FF18CB5">
+            <wp:extent cx="5400040" cy="230505"/>
+            <wp:effectExtent l="0" t="0" r="0" b="0"/>
+            <wp:docPr id="81905160" name="Imagen 1"/>
+            <wp:cNvGraphicFramePr>
+              <a:graphicFrameLocks xmlns:a="http://schemas.openxmlformats.org/drawingml/2006/main" noChangeAspect="1"/>
+            </wp:cNvGraphicFramePr>
+            <a:graphic xmlns:a="http://schemas.openxmlformats.org/drawingml/2006/main">
+              <a:graphicData uri="http://schemas.openxmlformats.org/drawingml/2006/picture">
+                <pic:pic xmlns:pic="http://schemas.openxmlformats.org/drawingml/2006/picture">
+                  <pic:nvPicPr>
+                    <pic:cNvPr id="81905160" name=""/>
+                    <pic:cNvPicPr/>
+                  </pic:nvPicPr>
+                  <pic:blipFill>
+                    <a:blip r:embed="rId28"/>
+                    <a:stretch>
+                      <a:fillRect/>
+                    </a:stretch>
+                  </pic:blipFill>
+                  <pic:spPr>
+                    <a:xfrm>
+                      <a:off x="0" y="0"/>
+                      <a:ext cx="5400040" cy="230505"/>
+                    </a:xfrm>
+                    <a:prstGeom prst="rect">
+                      <a:avLst/>
+                    </a:prstGeom>
+                  </pic:spPr>
+                </pic:pic>
+              </a:graphicData>
+            </a:graphic>
+          </wp:inline>
+        </w:drawing>
+      </w:r>
+    </w:p>
+    <w:p>
+      <w:pPr>
         <w:pStyle w:val="Apartado"/>
         <w:rPr>
           <w:lang w:eastAsia="es-ES"/>
@@ -851,6 +1429,54 @@
     </w:p>
     <w:p>
       <w:pPr>
+        <w:pStyle w:val="Imagen"/>
+        <w:rPr>
+          <w:lang w:eastAsia="es-ES"/>
+        </w:rPr>
+      </w:pPr>
+      <w:r>
+        <w:rPr>
+          <w:lang w:eastAsia="es-ES"/>
+        </w:rPr>
+        <w:drawing>
+          <wp:inline distT="0" distB="0" distL="0" distR="0" wp14:anchorId="1819237C" wp14:editId="7AC31FE8">
+            <wp:extent cx="4500033" cy="3295650"/>
+            <wp:effectExtent l="0" t="0" r="0" b="0"/>
+            <wp:docPr id="45495752" name="Imagen 1" descr="Texto&#10;&#10;El contenido generado por IA puede ser incorrecto."/>
+            <wp:cNvGraphicFramePr>
+              <a:graphicFrameLocks xmlns:a="http://schemas.openxmlformats.org/drawingml/2006/main" noChangeAspect="1"/>
+            </wp:cNvGraphicFramePr>
+            <a:graphic xmlns:a="http://schemas.openxmlformats.org/drawingml/2006/main">
+              <a:graphicData uri="http://schemas.openxmlformats.org/drawingml/2006/picture">
+                <pic:pic xmlns:pic="http://schemas.openxmlformats.org/drawingml/2006/picture">
+                  <pic:nvPicPr>
+                    <pic:cNvPr id="45495752" name="Imagen 1" descr="Texto&#10;&#10;El contenido generado por IA puede ser incorrecto."/>
+                    <pic:cNvPicPr/>
+                  </pic:nvPicPr>
+                  <pic:blipFill>
+                    <a:blip r:embed="rId29"/>
+                    <a:stretch>
+                      <a:fillRect/>
+                    </a:stretch>
+                  </pic:blipFill>
+                  <pic:spPr>
+                    <a:xfrm>
+                      <a:off x="0" y="0"/>
+                      <a:ext cx="4515110" cy="3306692"/>
+                    </a:xfrm>
+                    <a:prstGeom prst="rect">
+                      <a:avLst/>
+                    </a:prstGeom>
+                  </pic:spPr>
+                </pic:pic>
+              </a:graphicData>
+            </a:graphic>
+          </wp:inline>
+        </w:drawing>
+      </w:r>
+    </w:p>
+    <w:p>
+      <w:pPr>
         <w:pStyle w:val="Apartado"/>
         <w:rPr>
           <w:lang w:eastAsia="es-ES"/>
@@ -860,11 +1486,60 @@
         <w:rPr>
           <w:lang w:eastAsia="es-ES"/>
         </w:rPr>
+        <w:lastRenderedPageBreak/>
         <w:t>Obtén los estados de la ciudad de SAN DIEGO (Solución: [ 'CA', 'TX' ]).</w:t>
       </w:r>
     </w:p>
     <w:p>
       <w:pPr>
+        <w:pStyle w:val="Imagen"/>
+        <w:rPr>
+          <w:lang w:eastAsia="es-ES"/>
+        </w:rPr>
+      </w:pPr>
+      <w:r>
+        <w:rPr>
+          <w:lang w:eastAsia="es-ES"/>
+        </w:rPr>
+        <w:drawing>
+          <wp:inline distT="0" distB="0" distL="0" distR="0" wp14:anchorId="4E64A733" wp14:editId="5481A2BB">
+            <wp:extent cx="5400040" cy="230505"/>
+            <wp:effectExtent l="0" t="0" r="0" b="0"/>
+            <wp:docPr id="244491688" name="Imagen 1"/>
+            <wp:cNvGraphicFramePr>
+              <a:graphicFrameLocks xmlns:a="http://schemas.openxmlformats.org/drawingml/2006/main" noChangeAspect="1"/>
+            </wp:cNvGraphicFramePr>
+            <a:graphic xmlns:a="http://schemas.openxmlformats.org/drawingml/2006/main">
+              <a:graphicData uri="http://schemas.openxmlformats.org/drawingml/2006/picture">
+                <pic:pic xmlns:pic="http://schemas.openxmlformats.org/drawingml/2006/picture">
+                  <pic:nvPicPr>
+                    <pic:cNvPr id="244491688" name=""/>
+                    <pic:cNvPicPr/>
+                  </pic:nvPicPr>
+                  <pic:blipFill>
+                    <a:blip r:embed="rId30"/>
+                    <a:stretch>
+                      <a:fillRect/>
+                    </a:stretch>
+                  </pic:blipFill>
+                  <pic:spPr>
+                    <a:xfrm>
+                      <a:off x="0" y="0"/>
+                      <a:ext cx="5400040" cy="230505"/>
+                    </a:xfrm>
+                    <a:prstGeom prst="rect">
+                      <a:avLst/>
+                    </a:prstGeom>
+                  </pic:spPr>
+                </pic:pic>
+              </a:graphicData>
+            </a:graphic>
+          </wp:inline>
+        </w:drawing>
+      </w:r>
+    </w:p>
+    <w:p>
+      <w:pPr>
         <w:pStyle w:val="Apartado"/>
         <w:rPr>
           <w:lang w:eastAsia="es-ES"/>
@@ -879,6 +1554,54 @@
     </w:p>
     <w:p>
       <w:pPr>
+        <w:pStyle w:val="Imagen"/>
+        <w:rPr>
+          <w:lang w:eastAsia="es-ES"/>
+        </w:rPr>
+      </w:pPr>
+      <w:r>
+        <w:rPr>
+          <w:lang w:eastAsia="es-ES"/>
+        </w:rPr>
+        <w:drawing>
+          <wp:inline distT="0" distB="0" distL="0" distR="0" wp14:anchorId="2B77CEE7" wp14:editId="346E01B5">
+            <wp:extent cx="5400040" cy="4979670"/>
+            <wp:effectExtent l="0" t="0" r="0" b="0"/>
+            <wp:docPr id="1911790157" name="Imagen 1" descr="Texto&#10;&#10;El contenido generado por IA puede ser incorrecto."/>
+            <wp:cNvGraphicFramePr>
+              <a:graphicFrameLocks xmlns:a="http://schemas.openxmlformats.org/drawingml/2006/main" noChangeAspect="1"/>
+            </wp:cNvGraphicFramePr>
+            <a:graphic xmlns:a="http://schemas.openxmlformats.org/drawingml/2006/main">
+              <a:graphicData uri="http://schemas.openxmlformats.org/drawingml/2006/picture">
+                <pic:pic xmlns:pic="http://schemas.openxmlformats.org/drawingml/2006/picture">
+                  <pic:nvPicPr>
+                    <pic:cNvPr id="1911790157" name="Imagen 1" descr="Texto&#10;&#10;El contenido generado por IA puede ser incorrecto."/>
+                    <pic:cNvPicPr/>
+                  </pic:nvPicPr>
+                  <pic:blipFill>
+                    <a:blip r:embed="rId31"/>
+                    <a:stretch>
+                      <a:fillRect/>
+                    </a:stretch>
+                  </pic:blipFill>
+                  <pic:spPr>
+                    <a:xfrm>
+                      <a:off x="0" y="0"/>
+                      <a:ext cx="5400040" cy="4979670"/>
+                    </a:xfrm>
+                    <a:prstGeom prst="rect">
+                      <a:avLst/>
+                    </a:prstGeom>
+                  </pic:spPr>
+                </pic:pic>
+              </a:graphicData>
+            </a:graphic>
+          </wp:inline>
+        </w:drawing>
+      </w:r>
+    </w:p>
+    <w:p>
+      <w:pPr>
         <w:pStyle w:val="Apartado"/>
         <w:rPr>
           <w:lang w:eastAsia="es-ES"/>
@@ -893,6 +1616,54 @@
     </w:p>
     <w:p>
       <w:pPr>
+        <w:pStyle w:val="Imagen"/>
+        <w:rPr>
+          <w:lang w:eastAsia="es-ES"/>
+        </w:rPr>
+      </w:pPr>
+      <w:r>
+        <w:rPr>
+          <w:lang w:eastAsia="es-ES"/>
+        </w:rPr>
+        <w:drawing>
+          <wp:inline distT="0" distB="0" distL="0" distR="0" wp14:anchorId="20E9B9FF" wp14:editId="3576403F">
+            <wp:extent cx="5400040" cy="175895"/>
+            <wp:effectExtent l="0" t="0" r="0" b="0"/>
+            <wp:docPr id="243653547" name="Imagen 1"/>
+            <wp:cNvGraphicFramePr>
+              <a:graphicFrameLocks xmlns:a="http://schemas.openxmlformats.org/drawingml/2006/main" noChangeAspect="1"/>
+            </wp:cNvGraphicFramePr>
+            <a:graphic xmlns:a="http://schemas.openxmlformats.org/drawingml/2006/main">
+              <a:graphicData uri="http://schemas.openxmlformats.org/drawingml/2006/picture">
+                <pic:pic xmlns:pic="http://schemas.openxmlformats.org/drawingml/2006/picture">
+                  <pic:nvPicPr>
+                    <pic:cNvPr id="243653547" name=""/>
+                    <pic:cNvPicPr/>
+                  </pic:nvPicPr>
+                  <pic:blipFill>
+                    <a:blip r:embed="rId32"/>
+                    <a:stretch>
+                      <a:fillRect/>
+                    </a:stretch>
+                  </pic:blipFill>
+                  <pic:spPr>
+                    <a:xfrm>
+                      <a:off x="0" y="0"/>
+                      <a:ext cx="5400040" cy="175895"/>
+                    </a:xfrm>
+                    <a:prstGeom prst="rect">
+                      <a:avLst/>
+                    </a:prstGeom>
+                  </pic:spPr>
+                </pic:pic>
+              </a:graphicData>
+            </a:graphic>
+          </wp:inline>
+        </w:drawing>
+      </w:r>
+    </w:p>
+    <w:p>
+      <w:pPr>
         <w:pStyle w:val="Apartado"/>
         <w:rPr>
           <w:lang w:eastAsia="es-ES"/>
@@ -907,6 +1678,55 @@
     </w:p>
     <w:p>
       <w:pPr>
+        <w:pStyle w:val="Imagen"/>
+        <w:rPr>
+          <w:lang w:eastAsia="es-ES"/>
+        </w:rPr>
+      </w:pPr>
+      <w:r>
+        <w:rPr>
+          <w:lang w:eastAsia="es-ES"/>
+        </w:rPr>
+        <w:lastRenderedPageBreak/>
+        <w:drawing>
+          <wp:inline distT="0" distB="0" distL="0" distR="0" wp14:anchorId="05C20225" wp14:editId="53151FAD">
+            <wp:extent cx="5400040" cy="3455035"/>
+            <wp:effectExtent l="0" t="0" r="0" b="0"/>
+            <wp:docPr id="1683331597" name="Imagen 1"/>
+            <wp:cNvGraphicFramePr>
+              <a:graphicFrameLocks xmlns:a="http://schemas.openxmlformats.org/drawingml/2006/main" noChangeAspect="1"/>
+            </wp:cNvGraphicFramePr>
+            <a:graphic xmlns:a="http://schemas.openxmlformats.org/drawingml/2006/main">
+              <a:graphicData uri="http://schemas.openxmlformats.org/drawingml/2006/picture">
+                <pic:pic xmlns:pic="http://schemas.openxmlformats.org/drawingml/2006/picture">
+                  <pic:nvPicPr>
+                    <pic:cNvPr id="1683331597" name=""/>
+                    <pic:cNvPicPr/>
+                  </pic:nvPicPr>
+                  <pic:blipFill>
+                    <a:blip r:embed="rId33"/>
+                    <a:stretch>
+                      <a:fillRect/>
+                    </a:stretch>
+                  </pic:blipFill>
+                  <pic:spPr>
+                    <a:xfrm>
+                      <a:off x="0" y="0"/>
+                      <a:ext cx="5400040" cy="3455035"/>
+                    </a:xfrm>
+                    <a:prstGeom prst="rect">
+                      <a:avLst/>
+                    </a:prstGeom>
+                  </pic:spPr>
+                </pic:pic>
+              </a:graphicData>
+            </a:graphic>
+          </wp:inline>
+        </w:drawing>
+      </w:r>
+    </w:p>
+    <w:p>
+      <w:pPr>
         <w:pStyle w:val="Seccion"/>
       </w:pPr>
       <w:r>
@@ -934,6 +1754,48 @@
     </w:p>
     <w:p>
       <w:pPr>
+        <w:pStyle w:val="Imagen"/>
+      </w:pPr>
+      <w:r>
+        <w:drawing>
+          <wp:inline distT="0" distB="0" distL="0" distR="0" wp14:anchorId="4AE09CC8" wp14:editId="421AFCB4">
+            <wp:extent cx="5400040" cy="866140"/>
+            <wp:effectExtent l="0" t="0" r="0" b="0"/>
+            <wp:docPr id="2056843939" name="Imagen 1" descr="Captura de pantalla de un celular&#10;&#10;El contenido generado por IA puede ser incorrecto."/>
+            <wp:cNvGraphicFramePr>
+              <a:graphicFrameLocks xmlns:a="http://schemas.openxmlformats.org/drawingml/2006/main" noChangeAspect="1"/>
+            </wp:cNvGraphicFramePr>
+            <a:graphic xmlns:a="http://schemas.openxmlformats.org/drawingml/2006/main">
+              <a:graphicData uri="http://schemas.openxmlformats.org/drawingml/2006/picture">
+                <pic:pic xmlns:pic="http://schemas.openxmlformats.org/drawingml/2006/picture">
+                  <pic:nvPicPr>
+                    <pic:cNvPr id="2056843939" name="Imagen 1" descr="Captura de pantalla de un celular&#10;&#10;El contenido generado por IA puede ser incorrecto."/>
+                    <pic:cNvPicPr/>
+                  </pic:nvPicPr>
+                  <pic:blipFill>
+                    <a:blip r:embed="rId34"/>
+                    <a:stretch>
+                      <a:fillRect/>
+                    </a:stretch>
+                  </pic:blipFill>
+                  <pic:spPr>
+                    <a:xfrm>
+                      <a:off x="0" y="0"/>
+                      <a:ext cx="5400040" cy="866140"/>
+                    </a:xfrm>
+                    <a:prstGeom prst="rect">
+                      <a:avLst/>
+                    </a:prstGeom>
+                  </pic:spPr>
+                </pic:pic>
+              </a:graphicData>
+            </a:graphic>
+          </wp:inline>
+        </w:drawing>
+      </w:r>
+    </w:p>
+    <w:p>
+      <w:pPr>
         <w:pStyle w:val="Apartado"/>
       </w:pPr>
       <w:r>
@@ -942,11 +1804,95 @@
     </w:p>
     <w:p>
       <w:pPr>
+        <w:pStyle w:val="Imagen"/>
+      </w:pPr>
+      <w:r>
+        <w:drawing>
+          <wp:inline distT="0" distB="0" distL="0" distR="0" wp14:anchorId="1AC312F8" wp14:editId="36856366">
+            <wp:extent cx="5400040" cy="1404620"/>
+            <wp:effectExtent l="0" t="0" r="0" b="5080"/>
+            <wp:docPr id="375879878" name="Imagen 1" descr="Interfaz de usuario gráfica, Texto, Aplicación&#10;&#10;El contenido generado por IA puede ser incorrecto."/>
+            <wp:cNvGraphicFramePr>
+              <a:graphicFrameLocks xmlns:a="http://schemas.openxmlformats.org/drawingml/2006/main" noChangeAspect="1"/>
+            </wp:cNvGraphicFramePr>
+            <a:graphic xmlns:a="http://schemas.openxmlformats.org/drawingml/2006/main">
+              <a:graphicData uri="http://schemas.openxmlformats.org/drawingml/2006/picture">
+                <pic:pic xmlns:pic="http://schemas.openxmlformats.org/drawingml/2006/picture">
+                  <pic:nvPicPr>
+                    <pic:cNvPr id="375879878" name="Imagen 1" descr="Interfaz de usuario gráfica, Texto, Aplicación&#10;&#10;El contenido generado por IA puede ser incorrecto."/>
+                    <pic:cNvPicPr/>
+                  </pic:nvPicPr>
+                  <pic:blipFill>
+                    <a:blip r:embed="rId35"/>
+                    <a:stretch>
+                      <a:fillRect/>
+                    </a:stretch>
+                  </pic:blipFill>
+                  <pic:spPr>
+                    <a:xfrm>
+                      <a:off x="0" y="0"/>
+                      <a:ext cx="5400040" cy="1404620"/>
+                    </a:xfrm>
+                    <a:prstGeom prst="rect">
+                      <a:avLst/>
+                    </a:prstGeom>
+                  </pic:spPr>
+                </pic:pic>
+              </a:graphicData>
+            </a:graphic>
+          </wp:inline>
+        </w:drawing>
+      </w:r>
+    </w:p>
+    <w:p>
+      <w:pPr>
         <w:pStyle w:val="Apartado"/>
       </w:pPr>
       <w:r>
+        <w:t>Mostrar solo el ID de la bicicleta, la duración del viaje y los nombres de las estaciones de los viajes realizados por usuarios nacidos después de 1990.</w:t>
+      </w:r>
+    </w:p>
+    <w:p>
+      <w:pPr>
+        <w:pStyle w:val="Imagen"/>
+      </w:pPr>
+      <w:r>
         <w:lastRenderedPageBreak/>
-        <w:t>Mostrar solo el ID de la bicicleta, la duración del viaje y los nombres de las estaciones de los viajes realizados por usuarios nacidos después de 1990.</w:t>
+        <w:drawing>
+          <wp:inline distT="0" distB="0" distL="0" distR="0" wp14:anchorId="51CBA884" wp14:editId="081EDCB4">
+            <wp:extent cx="5400040" cy="1238250"/>
+            <wp:effectExtent l="0" t="0" r="0" b="0"/>
+            <wp:docPr id="1014066819" name="Imagen 1" descr="Texto&#10;&#10;El contenido generado por IA puede ser incorrecto."/>
+            <wp:cNvGraphicFramePr>
+              <a:graphicFrameLocks xmlns:a="http://schemas.openxmlformats.org/drawingml/2006/main" noChangeAspect="1"/>
+            </wp:cNvGraphicFramePr>
+            <a:graphic xmlns:a="http://schemas.openxmlformats.org/drawingml/2006/main">
+              <a:graphicData uri="http://schemas.openxmlformats.org/drawingml/2006/picture">
+                <pic:pic xmlns:pic="http://schemas.openxmlformats.org/drawingml/2006/picture">
+                  <pic:nvPicPr>
+                    <pic:cNvPr id="1014066819" name="Imagen 1" descr="Texto&#10;&#10;El contenido generado por IA puede ser incorrecto."/>
+                    <pic:cNvPicPr/>
+                  </pic:nvPicPr>
+                  <pic:blipFill>
+                    <a:blip r:embed="rId36"/>
+                    <a:stretch>
+                      <a:fillRect/>
+                    </a:stretch>
+                  </pic:blipFill>
+                  <pic:spPr>
+                    <a:xfrm>
+                      <a:off x="0" y="0"/>
+                      <a:ext cx="5400040" cy="1238250"/>
+                    </a:xfrm>
+                    <a:prstGeom prst="rect">
+                      <a:avLst/>
+                    </a:prstGeom>
+                  </pic:spPr>
+                </pic:pic>
+              </a:graphicData>
+            </a:graphic>
+          </wp:inline>
+        </w:drawing>
       </w:r>
     </w:p>
     <w:p>
@@ -959,6 +1905,48 @@
     </w:p>
     <w:p>
       <w:pPr>
+        <w:pStyle w:val="Imagen"/>
+      </w:pPr>
+      <w:r>
+        <w:drawing>
+          <wp:inline distT="0" distB="0" distL="0" distR="0" wp14:anchorId="25ED03F5" wp14:editId="5A517B67">
+            <wp:extent cx="5400040" cy="3836670"/>
+            <wp:effectExtent l="0" t="0" r="0" b="0"/>
+            <wp:docPr id="1646613886" name="Imagen 1" descr="Texto&#10;&#10;El contenido generado por IA puede ser incorrecto."/>
+            <wp:cNvGraphicFramePr>
+              <a:graphicFrameLocks xmlns:a="http://schemas.openxmlformats.org/drawingml/2006/main" noChangeAspect="1"/>
+            </wp:cNvGraphicFramePr>
+            <a:graphic xmlns:a="http://schemas.openxmlformats.org/drawingml/2006/main">
+              <a:graphicData uri="http://schemas.openxmlformats.org/drawingml/2006/picture">
+                <pic:pic xmlns:pic="http://schemas.openxmlformats.org/drawingml/2006/picture">
+                  <pic:nvPicPr>
+                    <pic:cNvPr id="1646613886" name="Imagen 1" descr="Texto&#10;&#10;El contenido generado por IA puede ser incorrecto."/>
+                    <pic:cNvPicPr/>
+                  </pic:nvPicPr>
+                  <pic:blipFill>
+                    <a:blip r:embed="rId37"/>
+                    <a:stretch>
+                      <a:fillRect/>
+                    </a:stretch>
+                  </pic:blipFill>
+                  <pic:spPr>
+                    <a:xfrm>
+                      <a:off x="0" y="0"/>
+                      <a:ext cx="5400040" cy="3836670"/>
+                    </a:xfrm>
+                    <a:prstGeom prst="rect">
+                      <a:avLst/>
+                    </a:prstGeom>
+                  </pic:spPr>
+                </pic:pic>
+              </a:graphicData>
+            </a:graphic>
+          </wp:inline>
+        </w:drawing>
+      </w:r>
+    </w:p>
+    <w:p>
+      <w:pPr>
         <w:pStyle w:val="Apartado"/>
       </w:pPr>
       <w:r>
@@ -967,6 +1955,49 @@
     </w:p>
     <w:p>
       <w:pPr>
+        <w:pStyle w:val="Imagen"/>
+      </w:pPr>
+      <w:r>
+        <w:lastRenderedPageBreak/>
+        <w:drawing>
+          <wp:inline distT="0" distB="0" distL="0" distR="0" wp14:anchorId="6E3D591F" wp14:editId="3F44B938">
+            <wp:extent cx="5400040" cy="5428615"/>
+            <wp:effectExtent l="0" t="0" r="0" b="635"/>
+            <wp:docPr id="952953643" name="Imagen 1" descr="Texto&#10;&#10;El contenido generado por IA puede ser incorrecto."/>
+            <wp:cNvGraphicFramePr>
+              <a:graphicFrameLocks xmlns:a="http://schemas.openxmlformats.org/drawingml/2006/main" noChangeAspect="1"/>
+            </wp:cNvGraphicFramePr>
+            <a:graphic xmlns:a="http://schemas.openxmlformats.org/drawingml/2006/main">
+              <a:graphicData uri="http://schemas.openxmlformats.org/drawingml/2006/picture">
+                <pic:pic xmlns:pic="http://schemas.openxmlformats.org/drawingml/2006/picture">
+                  <pic:nvPicPr>
+                    <pic:cNvPr id="952953643" name="Imagen 1" descr="Texto&#10;&#10;El contenido generado por IA puede ser incorrecto."/>
+                    <pic:cNvPicPr/>
+                  </pic:nvPicPr>
+                  <pic:blipFill>
+                    <a:blip r:embed="rId38"/>
+                    <a:stretch>
+                      <a:fillRect/>
+                    </a:stretch>
+                  </pic:blipFill>
+                  <pic:spPr>
+                    <a:xfrm>
+                      <a:off x="0" y="0"/>
+                      <a:ext cx="5400040" cy="5428615"/>
+                    </a:xfrm>
+                    <a:prstGeom prst="rect">
+                      <a:avLst/>
+                    </a:prstGeom>
+                  </pic:spPr>
+                </pic:pic>
+              </a:graphicData>
+            </a:graphic>
+          </wp:inline>
+        </w:drawing>
+      </w:r>
+    </w:p>
+    <w:p>
+      <w:pPr>
         <w:pStyle w:val="Apartado"/>
       </w:pPr>
       <w:r>
@@ -975,14 +2006,99 @@
     </w:p>
     <w:p>
       <w:pPr>
+        <w:pStyle w:val="Imagen"/>
+      </w:pPr>
+      <w:r>
+        <w:drawing>
+          <wp:inline distT="0" distB="0" distL="0" distR="0" wp14:anchorId="52C4CA57" wp14:editId="72DAE85E">
+            <wp:extent cx="5400040" cy="2327275"/>
+            <wp:effectExtent l="0" t="0" r="0" b="0"/>
+            <wp:docPr id="548799140" name="Imagen 1" descr="Texto&#10;&#10;El contenido generado por IA puede ser incorrecto."/>
+            <wp:cNvGraphicFramePr>
+              <a:graphicFrameLocks xmlns:a="http://schemas.openxmlformats.org/drawingml/2006/main" noChangeAspect="1"/>
+            </wp:cNvGraphicFramePr>
+            <a:graphic xmlns:a="http://schemas.openxmlformats.org/drawingml/2006/main">
+              <a:graphicData uri="http://schemas.openxmlformats.org/drawingml/2006/picture">
+                <pic:pic xmlns:pic="http://schemas.openxmlformats.org/drawingml/2006/picture">
+                  <pic:nvPicPr>
+                    <pic:cNvPr id="548799140" name="Imagen 1" descr="Texto&#10;&#10;El contenido generado por IA puede ser incorrecto."/>
+                    <pic:cNvPicPr/>
+                  </pic:nvPicPr>
+                  <pic:blipFill>
+                    <a:blip r:embed="rId39"/>
+                    <a:stretch>
+                      <a:fillRect/>
+                    </a:stretch>
+                  </pic:blipFill>
+                  <pic:spPr>
+                    <a:xfrm>
+                      <a:off x="0" y="0"/>
+                      <a:ext cx="5400040" cy="2327275"/>
+                    </a:xfrm>
+                    <a:prstGeom prst="rect">
+                      <a:avLst/>
+                    </a:prstGeom>
+                  </pic:spPr>
+                </pic:pic>
+              </a:graphicData>
+            </a:graphic>
+          </wp:inline>
+        </w:drawing>
+      </w:r>
+    </w:p>
+    <w:p>
+      <w:pPr>
         <w:pStyle w:val="Apartado"/>
       </w:pPr>
       <w:r>
+        <w:lastRenderedPageBreak/>
         <w:t>¿Cuántos viajes han realizado los usuarios de tipo Customer?.</w:t>
       </w:r>
     </w:p>
     <w:p>
       <w:pPr>
+        <w:pStyle w:val="Imagen"/>
+      </w:pPr>
+      <w:r>
+        <w:drawing>
+          <wp:inline distT="0" distB="0" distL="0" distR="0" wp14:anchorId="13BB3F04" wp14:editId="0191E579">
+            <wp:extent cx="5400040" cy="247650"/>
+            <wp:effectExtent l="0" t="0" r="0" b="0"/>
+            <wp:docPr id="2024543473" name="Imagen 1"/>
+            <wp:cNvGraphicFramePr>
+              <a:graphicFrameLocks xmlns:a="http://schemas.openxmlformats.org/drawingml/2006/main" noChangeAspect="1"/>
+            </wp:cNvGraphicFramePr>
+            <a:graphic xmlns:a="http://schemas.openxmlformats.org/drawingml/2006/main">
+              <a:graphicData uri="http://schemas.openxmlformats.org/drawingml/2006/picture">
+                <pic:pic xmlns:pic="http://schemas.openxmlformats.org/drawingml/2006/picture">
+                  <pic:nvPicPr>
+                    <pic:cNvPr id="2024543473" name=""/>
+                    <pic:cNvPicPr/>
+                  </pic:nvPicPr>
+                  <pic:blipFill>
+                    <a:blip r:embed="rId40"/>
+                    <a:stretch>
+                      <a:fillRect/>
+                    </a:stretch>
+                  </pic:blipFill>
+                  <pic:spPr>
+                    <a:xfrm>
+                      <a:off x="0" y="0"/>
+                      <a:ext cx="5400040" cy="247650"/>
+                    </a:xfrm>
+                    <a:prstGeom prst="rect">
+                      <a:avLst/>
+                    </a:prstGeom>
+                  </pic:spPr>
+                </pic:pic>
+              </a:graphicData>
+            </a:graphic>
+          </wp:inline>
+        </w:drawing>
+      </w:r>
+    </w:p>
+    <w:p>
+      <w:pPr>
         <w:pStyle w:val="Apartado"/>
       </w:pPr>
       <w:r>
@@ -997,6 +2113,48 @@
     </w:p>
     <w:p>
       <w:pPr>
+        <w:pStyle w:val="Imagen"/>
+      </w:pPr>
+      <w:r>
+        <w:drawing>
+          <wp:inline distT="0" distB="0" distL="0" distR="0" wp14:anchorId="551C818D" wp14:editId="38F22FAF">
+            <wp:extent cx="5400040" cy="2615565"/>
+            <wp:effectExtent l="0" t="0" r="0" b="0"/>
+            <wp:docPr id="1976640751" name="Imagen 1" descr="Texto&#10;&#10;El contenido generado por IA puede ser incorrecto."/>
+            <wp:cNvGraphicFramePr>
+              <a:graphicFrameLocks xmlns:a="http://schemas.openxmlformats.org/drawingml/2006/main" noChangeAspect="1"/>
+            </wp:cNvGraphicFramePr>
+            <a:graphic xmlns:a="http://schemas.openxmlformats.org/drawingml/2006/main">
+              <a:graphicData uri="http://schemas.openxmlformats.org/drawingml/2006/picture">
+                <pic:pic xmlns:pic="http://schemas.openxmlformats.org/drawingml/2006/picture">
+                  <pic:nvPicPr>
+                    <pic:cNvPr id="1976640751" name="Imagen 1" descr="Texto&#10;&#10;El contenido generado por IA puede ser incorrecto."/>
+                    <pic:cNvPicPr/>
+                  </pic:nvPicPr>
+                  <pic:blipFill>
+                    <a:blip r:embed="rId41"/>
+                    <a:stretch>
+                      <a:fillRect/>
+                    </a:stretch>
+                  </pic:blipFill>
+                  <pic:spPr>
+                    <a:xfrm>
+                      <a:off x="0" y="0"/>
+                      <a:ext cx="5400040" cy="2615565"/>
+                    </a:xfrm>
+                    <a:prstGeom prst="rect">
+                      <a:avLst/>
+                    </a:prstGeom>
+                  </pic:spPr>
+                </pic:pic>
+              </a:graphicData>
+            </a:graphic>
+          </wp:inline>
+        </w:drawing>
+      </w:r>
+    </w:p>
+    <w:p>
+      <w:pPr>
         <w:pStyle w:val="Apartado"/>
       </w:pPr>
       <w:r>
@@ -1005,6 +2163,48 @@
     </w:p>
     <w:p>
       <w:pPr>
+        <w:pStyle w:val="Imagen"/>
+      </w:pPr>
+      <w:r>
+        <w:drawing>
+          <wp:inline distT="0" distB="0" distL="0" distR="0" wp14:anchorId="5335FF7E" wp14:editId="5346F5EE">
+            <wp:extent cx="5400040" cy="175895"/>
+            <wp:effectExtent l="0" t="0" r="0" b="0"/>
+            <wp:docPr id="1430276090" name="Imagen 1"/>
+            <wp:cNvGraphicFramePr>
+              <a:graphicFrameLocks xmlns:a="http://schemas.openxmlformats.org/drawingml/2006/main" noChangeAspect="1"/>
+            </wp:cNvGraphicFramePr>
+            <a:graphic xmlns:a="http://schemas.openxmlformats.org/drawingml/2006/main">
+              <a:graphicData uri="http://schemas.openxmlformats.org/drawingml/2006/picture">
+                <pic:pic xmlns:pic="http://schemas.openxmlformats.org/drawingml/2006/picture">
+                  <pic:nvPicPr>
+                    <pic:cNvPr id="1430276090" name=""/>
+                    <pic:cNvPicPr/>
+                  </pic:nvPicPr>
+                  <pic:blipFill>
+                    <a:blip r:embed="rId42"/>
+                    <a:stretch>
+                      <a:fillRect/>
+                    </a:stretch>
+                  </pic:blipFill>
+                  <pic:spPr>
+                    <a:xfrm>
+                      <a:off x="0" y="0"/>
+                      <a:ext cx="5400040" cy="175895"/>
+                    </a:xfrm>
+                    <a:prstGeom prst="rect">
+                      <a:avLst/>
+                    </a:prstGeom>
+                  </pic:spPr>
+                </pic:pic>
+              </a:graphicData>
+            </a:graphic>
+          </wp:inline>
+        </w:drawing>
+      </w:r>
+    </w:p>
+    <w:p>
+      <w:pPr>
         <w:pStyle w:val="Apartado"/>
       </w:pPr>
       <w:r>
@@ -1013,6 +2213,49 @@
     </w:p>
     <w:p>
       <w:pPr>
+        <w:pStyle w:val="Imagen"/>
+      </w:pPr>
+      <w:r>
+        <w:lastRenderedPageBreak/>
+        <w:drawing>
+          <wp:inline distT="0" distB="0" distL="0" distR="0" wp14:anchorId="3A5D5C7D" wp14:editId="595B2BBA">
+            <wp:extent cx="5400040" cy="4114800"/>
+            <wp:effectExtent l="0" t="0" r="0" b="0"/>
+            <wp:docPr id="841405599" name="Imagen 1" descr="Texto&#10;&#10;El contenido generado por IA puede ser incorrecto."/>
+            <wp:cNvGraphicFramePr>
+              <a:graphicFrameLocks xmlns:a="http://schemas.openxmlformats.org/drawingml/2006/main" noChangeAspect="1"/>
+            </wp:cNvGraphicFramePr>
+            <a:graphic xmlns:a="http://schemas.openxmlformats.org/drawingml/2006/main">
+              <a:graphicData uri="http://schemas.openxmlformats.org/drawingml/2006/picture">
+                <pic:pic xmlns:pic="http://schemas.openxmlformats.org/drawingml/2006/picture">
+                  <pic:nvPicPr>
+                    <pic:cNvPr id="841405599" name="Imagen 1" descr="Texto&#10;&#10;El contenido generado por IA puede ser incorrecto."/>
+                    <pic:cNvPicPr/>
+                  </pic:nvPicPr>
+                  <pic:blipFill>
+                    <a:blip r:embed="rId43"/>
+                    <a:stretch>
+                      <a:fillRect/>
+                    </a:stretch>
+                  </pic:blipFill>
+                  <pic:spPr>
+                    <a:xfrm>
+                      <a:off x="0" y="0"/>
+                      <a:ext cx="5400040" cy="4114800"/>
+                    </a:xfrm>
+                    <a:prstGeom prst="rect">
+                      <a:avLst/>
+                    </a:prstGeom>
+                  </pic:spPr>
+                </pic:pic>
+              </a:graphicData>
+            </a:graphic>
+          </wp:inline>
+        </w:drawing>
+      </w:r>
+    </w:p>
+    <w:p>
+      <w:pPr>
         <w:pStyle w:val="Apartado"/>
       </w:pPr>
       <w:r>
@@ -1021,6 +2264,49 @@
     </w:p>
     <w:p>
       <w:pPr>
+        <w:pStyle w:val="Imagen"/>
+      </w:pPr>
+      <w:r>
+        <w:lastRenderedPageBreak/>
+        <w:drawing>
+          <wp:inline distT="0" distB="0" distL="0" distR="0" wp14:anchorId="713A44E4" wp14:editId="78A4BF14">
+            <wp:extent cx="5400040" cy="4737100"/>
+            <wp:effectExtent l="0" t="0" r="0" b="6350"/>
+            <wp:docPr id="777008554" name="Imagen 1" descr="Texto&#10;&#10;El contenido generado por IA puede ser incorrecto."/>
+            <wp:cNvGraphicFramePr>
+              <a:graphicFrameLocks xmlns:a="http://schemas.openxmlformats.org/drawingml/2006/main" noChangeAspect="1"/>
+            </wp:cNvGraphicFramePr>
+            <a:graphic xmlns:a="http://schemas.openxmlformats.org/drawingml/2006/main">
+              <a:graphicData uri="http://schemas.openxmlformats.org/drawingml/2006/picture">
+                <pic:pic xmlns:pic="http://schemas.openxmlformats.org/drawingml/2006/picture">
+                  <pic:nvPicPr>
+                    <pic:cNvPr id="777008554" name="Imagen 1" descr="Texto&#10;&#10;El contenido generado por IA puede ser incorrecto."/>
+                    <pic:cNvPicPr/>
+                  </pic:nvPicPr>
+                  <pic:blipFill>
+                    <a:blip r:embed="rId44"/>
+                    <a:stretch>
+                      <a:fillRect/>
+                    </a:stretch>
+                  </pic:blipFill>
+                  <pic:spPr>
+                    <a:xfrm>
+                      <a:off x="0" y="0"/>
+                      <a:ext cx="5400040" cy="4737100"/>
+                    </a:xfrm>
+                    <a:prstGeom prst="rect">
+                      <a:avLst/>
+                    </a:prstGeom>
+                  </pic:spPr>
+                </pic:pic>
+              </a:graphicData>
+            </a:graphic>
+          </wp:inline>
+        </w:drawing>
+      </w:r>
+    </w:p>
+    <w:p>
+      <w:pPr>
         <w:pStyle w:val="Ejercicio"/>
       </w:pPr>
       <w:r>
@@ -1037,6 +2323,49 @@
     </w:p>
     <w:p>
       <w:pPr>
+        <w:pStyle w:val="Imagen"/>
+      </w:pPr>
+      <w:r>
+        <w:lastRenderedPageBreak/>
+        <w:drawing>
+          <wp:inline distT="0" distB="0" distL="0" distR="0" wp14:anchorId="18EECDED" wp14:editId="77EA1C98">
+            <wp:extent cx="5400040" cy="2755265"/>
+            <wp:effectExtent l="0" t="0" r="0" b="6985"/>
+            <wp:docPr id="1454926875" name="Imagen 1" descr="Captura de pantalla de un celular&#10;&#10;El contenido generado por IA puede ser incorrecto."/>
+            <wp:cNvGraphicFramePr>
+              <a:graphicFrameLocks xmlns:a="http://schemas.openxmlformats.org/drawingml/2006/main" noChangeAspect="1"/>
+            </wp:cNvGraphicFramePr>
+            <a:graphic xmlns:a="http://schemas.openxmlformats.org/drawingml/2006/main">
+              <a:graphicData uri="http://schemas.openxmlformats.org/drawingml/2006/picture">
+                <pic:pic xmlns:pic="http://schemas.openxmlformats.org/drawingml/2006/picture">
+                  <pic:nvPicPr>
+                    <pic:cNvPr id="1454926875" name="Imagen 1" descr="Captura de pantalla de un celular&#10;&#10;El contenido generado por IA puede ser incorrecto."/>
+                    <pic:cNvPicPr/>
+                  </pic:nvPicPr>
+                  <pic:blipFill>
+                    <a:blip r:embed="rId45"/>
+                    <a:stretch>
+                      <a:fillRect/>
+                    </a:stretch>
+                  </pic:blipFill>
+                  <pic:spPr>
+                    <a:xfrm>
+                      <a:off x="0" y="0"/>
+                      <a:ext cx="5400040" cy="2755265"/>
+                    </a:xfrm>
+                    <a:prstGeom prst="rect">
+                      <a:avLst/>
+                    </a:prstGeom>
+                  </pic:spPr>
+                </pic:pic>
+              </a:graphicData>
+            </a:graphic>
+          </wp:inline>
+        </w:drawing>
+      </w:r>
+    </w:p>
+    <w:p>
+      <w:pPr>
         <w:pStyle w:val="Apartado"/>
       </w:pPr>
       <w:r>
@@ -1045,6 +2374,48 @@
     </w:p>
     <w:p>
       <w:pPr>
+        <w:pStyle w:val="Imagen"/>
+      </w:pPr>
+      <w:r>
+        <w:drawing>
+          <wp:inline distT="0" distB="0" distL="0" distR="0" wp14:anchorId="1A41C5A4" wp14:editId="5935E7B5">
+            <wp:extent cx="5400040" cy="2914015"/>
+            <wp:effectExtent l="0" t="0" r="0" b="635"/>
+            <wp:docPr id="655603166" name="Imagen 1" descr="Captura de pantalla de un celular&#10;&#10;El contenido generado por IA puede ser incorrecto."/>
+            <wp:cNvGraphicFramePr>
+              <a:graphicFrameLocks xmlns:a="http://schemas.openxmlformats.org/drawingml/2006/main" noChangeAspect="1"/>
+            </wp:cNvGraphicFramePr>
+            <a:graphic xmlns:a="http://schemas.openxmlformats.org/drawingml/2006/main">
+              <a:graphicData uri="http://schemas.openxmlformats.org/drawingml/2006/picture">
+                <pic:pic xmlns:pic="http://schemas.openxmlformats.org/drawingml/2006/picture">
+                  <pic:nvPicPr>
+                    <pic:cNvPr id="655603166" name="Imagen 1" descr="Captura de pantalla de un celular&#10;&#10;El contenido generado por IA puede ser incorrecto."/>
+                    <pic:cNvPicPr/>
+                  </pic:nvPicPr>
+                  <pic:blipFill>
+                    <a:blip r:embed="rId46"/>
+                    <a:stretch>
+                      <a:fillRect/>
+                    </a:stretch>
+                  </pic:blipFill>
+                  <pic:spPr>
+                    <a:xfrm>
+                      <a:off x="0" y="0"/>
+                      <a:ext cx="5400040" cy="2914015"/>
+                    </a:xfrm>
+                    <a:prstGeom prst="rect">
+                      <a:avLst/>
+                    </a:prstGeom>
+                  </pic:spPr>
+                </pic:pic>
+              </a:graphicData>
+            </a:graphic>
+          </wp:inline>
+        </w:drawing>
+      </w:r>
+    </w:p>
+    <w:p>
+      <w:pPr>
         <w:pStyle w:val="Apartado"/>
       </w:pPr>
       <w:r>
@@ -1053,6 +2424,49 @@
     </w:p>
     <w:p>
       <w:pPr>
+        <w:pStyle w:val="Imagen"/>
+      </w:pPr>
+      <w:r>
+        <w:lastRenderedPageBreak/>
+        <w:drawing>
+          <wp:inline distT="0" distB="0" distL="0" distR="0" wp14:anchorId="6A0BC992" wp14:editId="08A4EB18">
+            <wp:extent cx="5400040" cy="2842260"/>
+            <wp:effectExtent l="0" t="0" r="0" b="0"/>
+            <wp:docPr id="525833512" name="Imagen 1" descr="Captura de pantalla de un celular&#10;&#10;El contenido generado por IA puede ser incorrecto."/>
+            <wp:cNvGraphicFramePr>
+              <a:graphicFrameLocks xmlns:a="http://schemas.openxmlformats.org/drawingml/2006/main" noChangeAspect="1"/>
+            </wp:cNvGraphicFramePr>
+            <a:graphic xmlns:a="http://schemas.openxmlformats.org/drawingml/2006/main">
+              <a:graphicData uri="http://schemas.openxmlformats.org/drawingml/2006/picture">
+                <pic:pic xmlns:pic="http://schemas.openxmlformats.org/drawingml/2006/picture">
+                  <pic:nvPicPr>
+                    <pic:cNvPr id="525833512" name="Imagen 1" descr="Captura de pantalla de un celular&#10;&#10;El contenido generado por IA puede ser incorrecto."/>
+                    <pic:cNvPicPr/>
+                  </pic:nvPicPr>
+                  <pic:blipFill>
+                    <a:blip r:embed="rId47"/>
+                    <a:stretch>
+                      <a:fillRect/>
+                    </a:stretch>
+                  </pic:blipFill>
+                  <pic:spPr>
+                    <a:xfrm>
+                      <a:off x="0" y="0"/>
+                      <a:ext cx="5400040" cy="2842260"/>
+                    </a:xfrm>
+                    <a:prstGeom prst="rect">
+                      <a:avLst/>
+                    </a:prstGeom>
+                  </pic:spPr>
+                </pic:pic>
+              </a:graphicData>
+            </a:graphic>
+          </wp:inline>
+        </w:drawing>
+      </w:r>
+    </w:p>
+    <w:p>
+      <w:pPr>
         <w:pStyle w:val="Apartado"/>
       </w:pPr>
       <w:r>
@@ -1061,6 +2475,48 @@
     </w:p>
     <w:p>
       <w:pPr>
+        <w:pStyle w:val="Imagen"/>
+      </w:pPr>
+      <w:r>
+        <w:drawing>
+          <wp:inline distT="0" distB="0" distL="0" distR="0" wp14:anchorId="1A48841B" wp14:editId="644B5017">
+            <wp:extent cx="5400040" cy="2897505"/>
+            <wp:effectExtent l="0" t="0" r="0" b="0"/>
+            <wp:docPr id="941299265" name="Imagen 1" descr="Interfaz de usuario gráfica, Aplicación&#10;&#10;El contenido generado por IA puede ser incorrecto."/>
+            <wp:cNvGraphicFramePr>
+              <a:graphicFrameLocks xmlns:a="http://schemas.openxmlformats.org/drawingml/2006/main" noChangeAspect="1"/>
+            </wp:cNvGraphicFramePr>
+            <a:graphic xmlns:a="http://schemas.openxmlformats.org/drawingml/2006/main">
+              <a:graphicData uri="http://schemas.openxmlformats.org/drawingml/2006/picture">
+                <pic:pic xmlns:pic="http://schemas.openxmlformats.org/drawingml/2006/picture">
+                  <pic:nvPicPr>
+                    <pic:cNvPr id="941299265" name="Imagen 1" descr="Interfaz de usuario gráfica, Aplicación&#10;&#10;El contenido generado por IA puede ser incorrecto."/>
+                    <pic:cNvPicPr/>
+                  </pic:nvPicPr>
+                  <pic:blipFill>
+                    <a:blip r:embed="rId48"/>
+                    <a:stretch>
+                      <a:fillRect/>
+                    </a:stretch>
+                  </pic:blipFill>
+                  <pic:spPr>
+                    <a:xfrm>
+                      <a:off x="0" y="0"/>
+                      <a:ext cx="5400040" cy="2897505"/>
+                    </a:xfrm>
+                    <a:prstGeom prst="rect">
+                      <a:avLst/>
+                    </a:prstGeom>
+                  </pic:spPr>
+                </pic:pic>
+              </a:graphicData>
+            </a:graphic>
+          </wp:inline>
+        </w:drawing>
+      </w:r>
+    </w:p>
+    <w:p>
+      <w:pPr>
         <w:pStyle w:val="Apartado"/>
       </w:pPr>
       <w:r>
@@ -1069,6 +2525,49 @@
     </w:p>
     <w:p>
       <w:pPr>
+        <w:pStyle w:val="Imagen"/>
+      </w:pPr>
+      <w:r>
+        <w:lastRenderedPageBreak/>
+        <w:drawing>
+          <wp:inline distT="0" distB="0" distL="0" distR="0" wp14:anchorId="081A039E" wp14:editId="06FD5234">
+            <wp:extent cx="5400040" cy="2903220"/>
+            <wp:effectExtent l="0" t="0" r="0" b="0"/>
+            <wp:docPr id="1208835157" name="Imagen 1" descr="Interfaz de usuario gráfica, Texto, Aplicación&#10;&#10;El contenido generado por IA puede ser incorrecto."/>
+            <wp:cNvGraphicFramePr>
+              <a:graphicFrameLocks xmlns:a="http://schemas.openxmlformats.org/drawingml/2006/main" noChangeAspect="1"/>
+            </wp:cNvGraphicFramePr>
+            <a:graphic xmlns:a="http://schemas.openxmlformats.org/drawingml/2006/main">
+              <a:graphicData uri="http://schemas.openxmlformats.org/drawingml/2006/picture">
+                <pic:pic xmlns:pic="http://schemas.openxmlformats.org/drawingml/2006/picture">
+                  <pic:nvPicPr>
+                    <pic:cNvPr id="1208835157" name="Imagen 1" descr="Interfaz de usuario gráfica, Texto, Aplicación&#10;&#10;El contenido generado por IA puede ser incorrecto."/>
+                    <pic:cNvPicPr/>
+                  </pic:nvPicPr>
+                  <pic:blipFill>
+                    <a:blip r:embed="rId49"/>
+                    <a:stretch>
+                      <a:fillRect/>
+                    </a:stretch>
+                  </pic:blipFill>
+                  <pic:spPr>
+                    <a:xfrm>
+                      <a:off x="0" y="0"/>
+                      <a:ext cx="5400040" cy="2903220"/>
+                    </a:xfrm>
+                    <a:prstGeom prst="rect">
+                      <a:avLst/>
+                    </a:prstGeom>
+                  </pic:spPr>
+                </pic:pic>
+              </a:graphicData>
+            </a:graphic>
+          </wp:inline>
+        </w:drawing>
+      </w:r>
+    </w:p>
+    <w:p>
+      <w:pPr>
         <w:pStyle w:val="Apartado"/>
       </w:pPr>
       <w:r>
@@ -1077,6 +2576,48 @@
     </w:p>
     <w:p>
       <w:pPr>
+        <w:pStyle w:val="Imagen"/>
+      </w:pPr>
+      <w:r>
+        <w:drawing>
+          <wp:inline distT="0" distB="0" distL="0" distR="0" wp14:anchorId="49C016B0" wp14:editId="2B905FCA">
+            <wp:extent cx="5400040" cy="2903220"/>
+            <wp:effectExtent l="0" t="0" r="0" b="0"/>
+            <wp:docPr id="491338977" name="Imagen 1" descr="Interfaz de usuario gráfica, Texto&#10;&#10;El contenido generado por IA puede ser incorrecto."/>
+            <wp:cNvGraphicFramePr>
+              <a:graphicFrameLocks xmlns:a="http://schemas.openxmlformats.org/drawingml/2006/main" noChangeAspect="1"/>
+            </wp:cNvGraphicFramePr>
+            <a:graphic xmlns:a="http://schemas.openxmlformats.org/drawingml/2006/main">
+              <a:graphicData uri="http://schemas.openxmlformats.org/drawingml/2006/picture">
+                <pic:pic xmlns:pic="http://schemas.openxmlformats.org/drawingml/2006/picture">
+                  <pic:nvPicPr>
+                    <pic:cNvPr id="491338977" name="Imagen 1" descr="Interfaz de usuario gráfica, Texto&#10;&#10;El contenido generado por IA puede ser incorrecto."/>
+                    <pic:cNvPicPr/>
+                  </pic:nvPicPr>
+                  <pic:blipFill>
+                    <a:blip r:embed="rId50"/>
+                    <a:stretch>
+                      <a:fillRect/>
+                    </a:stretch>
+                  </pic:blipFill>
+                  <pic:spPr>
+                    <a:xfrm>
+                      <a:off x="0" y="0"/>
+                      <a:ext cx="5400040" cy="2903220"/>
+                    </a:xfrm>
+                    <a:prstGeom prst="rect">
+                      <a:avLst/>
+                    </a:prstGeom>
+                  </pic:spPr>
+                </pic:pic>
+              </a:graphicData>
+            </a:graphic>
+          </wp:inline>
+        </w:drawing>
+      </w:r>
+    </w:p>
+    <w:p>
+      <w:pPr>
         <w:pStyle w:val="Apartado"/>
       </w:pPr>
       <w:r>
@@ -1085,6 +2626,49 @@
     </w:p>
     <w:p>
       <w:pPr>
+        <w:pStyle w:val="Imagen"/>
+      </w:pPr>
+      <w:r>
+        <w:lastRenderedPageBreak/>
+        <w:drawing>
+          <wp:inline distT="0" distB="0" distL="0" distR="0" wp14:anchorId="1BE38995" wp14:editId="7578C811">
+            <wp:extent cx="5400040" cy="2914650"/>
+            <wp:effectExtent l="0" t="0" r="0" b="0"/>
+            <wp:docPr id="537455201" name="Imagen 1" descr="Captura de pantalla de computadora&#10;&#10;El contenido generado por IA puede ser incorrecto."/>
+            <wp:cNvGraphicFramePr>
+              <a:graphicFrameLocks xmlns:a="http://schemas.openxmlformats.org/drawingml/2006/main" noChangeAspect="1"/>
+            </wp:cNvGraphicFramePr>
+            <a:graphic xmlns:a="http://schemas.openxmlformats.org/drawingml/2006/main">
+              <a:graphicData uri="http://schemas.openxmlformats.org/drawingml/2006/picture">
+                <pic:pic xmlns:pic="http://schemas.openxmlformats.org/drawingml/2006/picture">
+                  <pic:nvPicPr>
+                    <pic:cNvPr id="537455201" name="Imagen 1" descr="Captura de pantalla de computadora&#10;&#10;El contenido generado por IA puede ser incorrecto."/>
+                    <pic:cNvPicPr/>
+                  </pic:nvPicPr>
+                  <pic:blipFill>
+                    <a:blip r:embed="rId51"/>
+                    <a:stretch>
+                      <a:fillRect/>
+                    </a:stretch>
+                  </pic:blipFill>
+                  <pic:spPr>
+                    <a:xfrm>
+                      <a:off x="0" y="0"/>
+                      <a:ext cx="5400040" cy="2914650"/>
+                    </a:xfrm>
+                    <a:prstGeom prst="rect">
+                      <a:avLst/>
+                    </a:prstGeom>
+                  </pic:spPr>
+                </pic:pic>
+              </a:graphicData>
+            </a:graphic>
+          </wp:inline>
+        </w:drawing>
+      </w:r>
+    </w:p>
+    <w:p>
+      <w:pPr>
         <w:pStyle w:val="Apartado"/>
       </w:pPr>
       <w:r>
@@ -1093,10 +2677,110 @@
     </w:p>
     <w:p>
       <w:pPr>
+        <w:pStyle w:val="Imagen"/>
+      </w:pPr>
+      <w:r>
+        <w:drawing>
+          <wp:inline distT="0" distB="0" distL="0" distR="0" wp14:anchorId="209B5A25" wp14:editId="4394087C">
+            <wp:extent cx="5400040" cy="2945765"/>
+            <wp:effectExtent l="0" t="0" r="0" b="6985"/>
+            <wp:docPr id="1386149820" name="Imagen 1" descr="Interfaz de usuario gráfica, Aplicación&#10;&#10;El contenido generado por IA puede ser incorrecto."/>
+            <wp:cNvGraphicFramePr>
+              <a:graphicFrameLocks xmlns:a="http://schemas.openxmlformats.org/drawingml/2006/main" noChangeAspect="1"/>
+            </wp:cNvGraphicFramePr>
+            <a:graphic xmlns:a="http://schemas.openxmlformats.org/drawingml/2006/main">
+              <a:graphicData uri="http://schemas.openxmlformats.org/drawingml/2006/picture">
+                <pic:pic xmlns:pic="http://schemas.openxmlformats.org/drawingml/2006/picture">
+                  <pic:nvPicPr>
+                    <pic:cNvPr id="1386149820" name="Imagen 1" descr="Interfaz de usuario gráfica, Aplicación&#10;&#10;El contenido generado por IA puede ser incorrecto."/>
+                    <pic:cNvPicPr/>
+                  </pic:nvPicPr>
+                  <pic:blipFill>
+                    <a:blip r:embed="rId52"/>
+                    <a:stretch>
+                      <a:fillRect/>
+                    </a:stretch>
+                  </pic:blipFill>
+                  <pic:spPr>
+                    <a:xfrm>
+                      <a:off x="0" y="0"/>
+                      <a:ext cx="5400040" cy="2945765"/>
+                    </a:xfrm>
+                    <a:prstGeom prst="rect">
+                      <a:avLst/>
+                    </a:prstGeom>
+                  </pic:spPr>
+                </pic:pic>
+              </a:graphicData>
+            </a:graphic>
+          </wp:inline>
+        </w:drawing>
+      </w:r>
+    </w:p>
+    <w:p>
+      <w:pPr>
         <w:pStyle w:val="Apartado"/>
       </w:pPr>
       <w:r>
-        <w:t>Recupera la ventas realizadas por hombres de más de 40 años que hayan comprado dos productos.</w:t>
+        <w:t xml:space="preserve">Recupera </w:t>
+      </w:r>
+      <w:r>
+        <w:t>las ventas realizadas</w:t>
+      </w:r>
+      <w:r>
+        <w:t xml:space="preserve"> por hombres de más de 40 años que hayan comprado dos productos.</w:t>
+      </w:r>
+    </w:p>
+    <w:p>
+      <w:pPr>
+        <w:pStyle w:val="Imagen"/>
+      </w:pPr>
+      <w:r>
+        <w:lastRenderedPageBreak/>
+        <w:drawing>
+          <wp:inline distT="0" distB="0" distL="0" distR="0" wp14:anchorId="0B0CBF98" wp14:editId="75DAFFC3">
+            <wp:extent cx="4044678" cy="4891405"/>
+            <wp:effectExtent l="0" t="0" r="0" b="4445"/>
+            <wp:docPr id="326188319" name="Imagen 1" descr="Interfaz de usuario gráfica, Texto&#10;&#10;El contenido generado por IA puede ser incorrecto."/>
+            <wp:cNvGraphicFramePr>
+              <a:graphicFrameLocks xmlns:a="http://schemas.openxmlformats.org/drawingml/2006/main" noChangeAspect="1"/>
+            </wp:cNvGraphicFramePr>
+            <a:graphic xmlns:a="http://schemas.openxmlformats.org/drawingml/2006/main">
+              <a:graphicData uri="http://schemas.openxmlformats.org/drawingml/2006/picture">
+                <pic:pic xmlns:pic="http://schemas.openxmlformats.org/drawingml/2006/picture">
+                  <pic:nvPicPr>
+                    <pic:cNvPr id="326188319" name="Imagen 1" descr="Interfaz de usuario gráfica, Texto&#10;&#10;El contenido generado por IA puede ser incorrecto."/>
+                    <pic:cNvPicPr/>
+                  </pic:nvPicPr>
+                  <pic:blipFill rotWithShape="1">
+                    <a:blip r:embed="rId53"/>
+                    <a:srcRect r="25099"/>
+                    <a:stretch>
+                      <a:fillRect/>
+                    </a:stretch>
+                  </pic:blipFill>
+                  <pic:spPr bwMode="auto">
+                    <a:xfrm>
+                      <a:off x="0" y="0"/>
+                      <a:ext cx="4044678" cy="4891405"/>
+                    </a:xfrm>
+                    <a:prstGeom prst="rect">
+                      <a:avLst/>
+                    </a:prstGeom>
+                    <a:ln>
+                      <a:noFill/>
+                    </a:ln>
+                    <a:extLst>
+                      <a:ext uri="{53640926-AAD7-44D8-BBD7-CCE9431645EC}">
+                        <a14:shadowObscured xmlns:a14="http://schemas.microsoft.com/office/drawing/2010/main"/>
+                      </a:ext>
+                    </a:extLst>
+                  </pic:spPr>
+                </pic:pic>
+              </a:graphicData>
+            </a:graphic>
+          </wp:inline>
+        </w:drawing>
       </w:r>
     </w:p>
     <w:p>
@@ -1104,15 +2788,57 @@
         <w:pStyle w:val="Apartado"/>
       </w:pPr>
       <w:r>
+        <w:t>Para las ventas realizadas por mujeres y realizadas por teléfono (purchaseMethod), recupera dos de los productos adquiridos.</w:t>
+      </w:r>
+    </w:p>
+    <w:p>
+      <w:pPr>
+        <w:pStyle w:val="Imagen"/>
+      </w:pPr>
+      <w:r>
+        <w:drawing>
+          <wp:inline distT="0" distB="0" distL="0" distR="0" wp14:anchorId="3243A12C" wp14:editId="0343114A">
+            <wp:extent cx="5400040" cy="2932430"/>
+            <wp:effectExtent l="0" t="0" r="0" b="1270"/>
+            <wp:docPr id="539879547" name="Imagen 1" descr="Interfaz de usuario gráfica, Aplicación&#10;&#10;El contenido generado por IA puede ser incorrecto."/>
+            <wp:cNvGraphicFramePr>
+              <a:graphicFrameLocks xmlns:a="http://schemas.openxmlformats.org/drawingml/2006/main" noChangeAspect="1"/>
+            </wp:cNvGraphicFramePr>
+            <a:graphic xmlns:a="http://schemas.openxmlformats.org/drawingml/2006/main">
+              <a:graphicData uri="http://schemas.openxmlformats.org/drawingml/2006/picture">
+                <pic:pic xmlns:pic="http://schemas.openxmlformats.org/drawingml/2006/picture">
+                  <pic:nvPicPr>
+                    <pic:cNvPr id="539879547" name="Imagen 1" descr="Interfaz de usuario gráfica, Aplicación&#10;&#10;El contenido generado por IA puede ser incorrecto."/>
+                    <pic:cNvPicPr/>
+                  </pic:nvPicPr>
+                  <pic:blipFill>
+                    <a:blip r:embed="rId54"/>
+                    <a:stretch>
+                      <a:fillRect/>
+                    </a:stretch>
+                  </pic:blipFill>
+                  <pic:spPr>
+                    <a:xfrm>
+                      <a:off x="0" y="0"/>
+                      <a:ext cx="5400040" cy="2932430"/>
+                    </a:xfrm>
+                    <a:prstGeom prst="rect">
+                      <a:avLst/>
+                    </a:prstGeom>
+                  </pic:spPr>
+                </pic:pic>
+              </a:graphicData>
+            </a:graphic>
+          </wp:inline>
+        </w:drawing>
+      </w:r>
+    </w:p>
+    <w:p>
+      <w:pPr>
+        <w:pStyle w:val="Seccion"/>
+      </w:pPr>
+      <w:r>
         <w:lastRenderedPageBreak/>
-        <w:t>Para las ventas realizadas por mujeres y realizadas por teléfono (purchaseMethod), recupera dos de los productos adquiridos.</w:t>
-      </w:r>
-    </w:p>
-    <w:p>
-      <w:pPr>
-        <w:pStyle w:val="Seccion"/>
-      </w:pPr>
-      <w:r>
         <w:t>APARTADO</w:t>
       </w:r>
       <w:r>
@@ -1137,6 +2863,48 @@
     </w:p>
     <w:p>
       <w:pPr>
+        <w:pStyle w:val="Imagen"/>
+      </w:pPr>
+      <w:r>
+        <w:drawing>
+          <wp:inline distT="0" distB="0" distL="0" distR="0" wp14:anchorId="02951E75" wp14:editId="65EE4A18">
+            <wp:extent cx="5400040" cy="2261870"/>
+            <wp:effectExtent l="0" t="0" r="0" b="5080"/>
+            <wp:docPr id="1274510692" name="Imagen 1" descr="Captura de pantalla de computadora&#10;&#10;El contenido generado por IA puede ser incorrecto."/>
+            <wp:cNvGraphicFramePr>
+              <a:graphicFrameLocks xmlns:a="http://schemas.openxmlformats.org/drawingml/2006/main" noChangeAspect="1"/>
+            </wp:cNvGraphicFramePr>
+            <a:graphic xmlns:a="http://schemas.openxmlformats.org/drawingml/2006/main">
+              <a:graphicData uri="http://schemas.openxmlformats.org/drawingml/2006/picture">
+                <pic:pic xmlns:pic="http://schemas.openxmlformats.org/drawingml/2006/picture">
+                  <pic:nvPicPr>
+                    <pic:cNvPr id="1274510692" name="Imagen 1" descr="Captura de pantalla de computadora&#10;&#10;El contenido generado por IA puede ser incorrecto."/>
+                    <pic:cNvPicPr/>
+                  </pic:nvPicPr>
+                  <pic:blipFill>
+                    <a:blip r:embed="rId55"/>
+                    <a:stretch>
+                      <a:fillRect/>
+                    </a:stretch>
+                  </pic:blipFill>
+                  <pic:spPr>
+                    <a:xfrm>
+                      <a:off x="0" y="0"/>
+                      <a:ext cx="5400040" cy="2261870"/>
+                    </a:xfrm>
+                    <a:prstGeom prst="rect">
+                      <a:avLst/>
+                    </a:prstGeom>
+                  </pic:spPr>
+                </pic:pic>
+              </a:graphicData>
+            </a:graphic>
+          </wp:inline>
+        </w:drawing>
+      </w:r>
+    </w:p>
+    <w:p>
+      <w:pPr>
         <w:pStyle w:val="Apartado"/>
       </w:pPr>
       <w:r>
@@ -1145,6 +2913,48 @@
     </w:p>
     <w:p>
       <w:pPr>
+        <w:pStyle w:val="Imagen"/>
+      </w:pPr>
+      <w:r>
+        <w:drawing>
+          <wp:inline distT="0" distB="0" distL="0" distR="0" wp14:anchorId="6874150D" wp14:editId="73141460">
+            <wp:extent cx="5400040" cy="1577975"/>
+            <wp:effectExtent l="0" t="0" r="0" b="3175"/>
+            <wp:docPr id="273242481" name="Imagen 1" descr="Interfaz de usuario gráfica, Texto, Aplicación&#10;&#10;El contenido generado por IA puede ser incorrecto."/>
+            <wp:cNvGraphicFramePr>
+              <a:graphicFrameLocks xmlns:a="http://schemas.openxmlformats.org/drawingml/2006/main" noChangeAspect="1"/>
+            </wp:cNvGraphicFramePr>
+            <a:graphic xmlns:a="http://schemas.openxmlformats.org/drawingml/2006/main">
+              <a:graphicData uri="http://schemas.openxmlformats.org/drawingml/2006/picture">
+                <pic:pic xmlns:pic="http://schemas.openxmlformats.org/drawingml/2006/picture">
+                  <pic:nvPicPr>
+                    <pic:cNvPr id="273242481" name="Imagen 1" descr="Interfaz de usuario gráfica, Texto, Aplicación&#10;&#10;El contenido generado por IA puede ser incorrecto."/>
+                    <pic:cNvPicPr/>
+                  </pic:nvPicPr>
+                  <pic:blipFill>
+                    <a:blip r:embed="rId56"/>
+                    <a:stretch>
+                      <a:fillRect/>
+                    </a:stretch>
+                  </pic:blipFill>
+                  <pic:spPr>
+                    <a:xfrm>
+                      <a:off x="0" y="0"/>
+                      <a:ext cx="5400040" cy="1577975"/>
+                    </a:xfrm>
+                    <a:prstGeom prst="rect">
+                      <a:avLst/>
+                    </a:prstGeom>
+                  </pic:spPr>
+                </pic:pic>
+              </a:graphicData>
+            </a:graphic>
+          </wp:inline>
+        </w:drawing>
+      </w:r>
+    </w:p>
+    <w:p>
+      <w:pPr>
         <w:pStyle w:val="Apartado"/>
       </w:pPr>
       <w:r>
@@ -1153,6 +2963,49 @@
     </w:p>
     <w:p>
       <w:pPr>
+        <w:pStyle w:val="Imagen"/>
+      </w:pPr>
+      <w:r>
+        <w:lastRenderedPageBreak/>
+        <w:drawing>
+          <wp:inline distT="0" distB="0" distL="0" distR="0" wp14:anchorId="19286DBB" wp14:editId="7CF8C739">
+            <wp:extent cx="5400040" cy="2826385"/>
+            <wp:effectExtent l="0" t="0" r="0" b="0"/>
+            <wp:docPr id="997664693" name="Imagen 1" descr="Interfaz de usuario gráfica, Texto, Aplicación&#10;&#10;El contenido generado por IA puede ser incorrecto."/>
+            <wp:cNvGraphicFramePr>
+              <a:graphicFrameLocks xmlns:a="http://schemas.openxmlformats.org/drawingml/2006/main" noChangeAspect="1"/>
+            </wp:cNvGraphicFramePr>
+            <a:graphic xmlns:a="http://schemas.openxmlformats.org/drawingml/2006/main">
+              <a:graphicData uri="http://schemas.openxmlformats.org/drawingml/2006/picture">
+                <pic:pic xmlns:pic="http://schemas.openxmlformats.org/drawingml/2006/picture">
+                  <pic:nvPicPr>
+                    <pic:cNvPr id="997664693" name="Imagen 1" descr="Interfaz de usuario gráfica, Texto, Aplicación&#10;&#10;El contenido generado por IA puede ser incorrecto."/>
+                    <pic:cNvPicPr/>
+                  </pic:nvPicPr>
+                  <pic:blipFill>
+                    <a:blip r:embed="rId57"/>
+                    <a:stretch>
+                      <a:fillRect/>
+                    </a:stretch>
+                  </pic:blipFill>
+                  <pic:spPr>
+                    <a:xfrm>
+                      <a:off x="0" y="0"/>
+                      <a:ext cx="5400040" cy="2826385"/>
+                    </a:xfrm>
+                    <a:prstGeom prst="rect">
+                      <a:avLst/>
+                    </a:prstGeom>
+                  </pic:spPr>
+                </pic:pic>
+              </a:graphicData>
+            </a:graphic>
+          </wp:inline>
+        </w:drawing>
+      </w:r>
+    </w:p>
+    <w:p>
+      <w:pPr>
         <w:pStyle w:val="Apartado"/>
       </w:pPr>
       <w:r>
@@ -1161,6 +3014,48 @@
     </w:p>
     <w:p>
       <w:pPr>
+        <w:pStyle w:val="Imagen"/>
+      </w:pPr>
+      <w:r>
+        <w:drawing>
+          <wp:inline distT="0" distB="0" distL="0" distR="0" wp14:anchorId="03D8A080" wp14:editId="3076B763">
+            <wp:extent cx="5400040" cy="377190"/>
+            <wp:effectExtent l="0" t="0" r="0" b="3810"/>
+            <wp:docPr id="1645050218" name="Imagen 1"/>
+            <wp:cNvGraphicFramePr>
+              <a:graphicFrameLocks xmlns:a="http://schemas.openxmlformats.org/drawingml/2006/main" noChangeAspect="1"/>
+            </wp:cNvGraphicFramePr>
+            <a:graphic xmlns:a="http://schemas.openxmlformats.org/drawingml/2006/main">
+              <a:graphicData uri="http://schemas.openxmlformats.org/drawingml/2006/picture">
+                <pic:pic xmlns:pic="http://schemas.openxmlformats.org/drawingml/2006/picture">
+                  <pic:nvPicPr>
+                    <pic:cNvPr id="1645050218" name=""/>
+                    <pic:cNvPicPr/>
+                  </pic:nvPicPr>
+                  <pic:blipFill>
+                    <a:blip r:embed="rId58"/>
+                    <a:stretch>
+                      <a:fillRect/>
+                    </a:stretch>
+                  </pic:blipFill>
+                  <pic:spPr>
+                    <a:xfrm>
+                      <a:off x="0" y="0"/>
+                      <a:ext cx="5400040" cy="377190"/>
+                    </a:xfrm>
+                    <a:prstGeom prst="rect">
+                      <a:avLst/>
+                    </a:prstGeom>
+                  </pic:spPr>
+                </pic:pic>
+              </a:graphicData>
+            </a:graphic>
+          </wp:inline>
+        </w:drawing>
+      </w:r>
+    </w:p>
+    <w:p>
+      <w:pPr>
         <w:pStyle w:val="Apartado"/>
       </w:pPr>
       <w:r>
@@ -1169,6 +3064,48 @@
     </w:p>
     <w:p>
       <w:pPr>
+        <w:pStyle w:val="Imagen"/>
+      </w:pPr>
+      <w:r>
+        <w:drawing>
+          <wp:inline distT="0" distB="0" distL="0" distR="0" wp14:anchorId="324A2D42" wp14:editId="5F3B7ED0">
+            <wp:extent cx="5400040" cy="212090"/>
+            <wp:effectExtent l="0" t="0" r="0" b="0"/>
+            <wp:docPr id="1647470033" name="Imagen 1"/>
+            <wp:cNvGraphicFramePr>
+              <a:graphicFrameLocks xmlns:a="http://schemas.openxmlformats.org/drawingml/2006/main" noChangeAspect="1"/>
+            </wp:cNvGraphicFramePr>
+            <a:graphic xmlns:a="http://schemas.openxmlformats.org/drawingml/2006/main">
+              <a:graphicData uri="http://schemas.openxmlformats.org/drawingml/2006/picture">
+                <pic:pic xmlns:pic="http://schemas.openxmlformats.org/drawingml/2006/picture">
+                  <pic:nvPicPr>
+                    <pic:cNvPr id="1647470033" name=""/>
+                    <pic:cNvPicPr/>
+                  </pic:nvPicPr>
+                  <pic:blipFill>
+                    <a:blip r:embed="rId59"/>
+                    <a:stretch>
+                      <a:fillRect/>
+                    </a:stretch>
+                  </pic:blipFill>
+                  <pic:spPr>
+                    <a:xfrm>
+                      <a:off x="0" y="0"/>
+                      <a:ext cx="5400040" cy="212090"/>
+                    </a:xfrm>
+                    <a:prstGeom prst="rect">
+                      <a:avLst/>
+                    </a:prstGeom>
+                  </pic:spPr>
+                </pic:pic>
+              </a:graphicData>
+            </a:graphic>
+          </wp:inline>
+        </w:drawing>
+      </w:r>
+    </w:p>
+    <w:p>
+      <w:pPr>
         <w:pStyle w:val="Apartado"/>
       </w:pPr>
       <w:r>
@@ -1177,6 +3114,48 @@
     </w:p>
     <w:p>
       <w:pPr>
+        <w:pStyle w:val="Imagen"/>
+      </w:pPr>
+      <w:r>
+        <w:drawing>
+          <wp:inline distT="0" distB="0" distL="0" distR="0" wp14:anchorId="45ABDBBC" wp14:editId="58868FDB">
+            <wp:extent cx="5400040" cy="214630"/>
+            <wp:effectExtent l="0" t="0" r="0" b="0"/>
+            <wp:docPr id="1139134175" name="Imagen 1"/>
+            <wp:cNvGraphicFramePr>
+              <a:graphicFrameLocks xmlns:a="http://schemas.openxmlformats.org/drawingml/2006/main" noChangeAspect="1"/>
+            </wp:cNvGraphicFramePr>
+            <a:graphic xmlns:a="http://schemas.openxmlformats.org/drawingml/2006/main">
+              <a:graphicData uri="http://schemas.openxmlformats.org/drawingml/2006/picture">
+                <pic:pic xmlns:pic="http://schemas.openxmlformats.org/drawingml/2006/picture">
+                  <pic:nvPicPr>
+                    <pic:cNvPr id="1139134175" name=""/>
+                    <pic:cNvPicPr/>
+                  </pic:nvPicPr>
+                  <pic:blipFill>
+                    <a:blip r:embed="rId60"/>
+                    <a:stretch>
+                      <a:fillRect/>
+                    </a:stretch>
+                  </pic:blipFill>
+                  <pic:spPr>
+                    <a:xfrm>
+                      <a:off x="0" y="0"/>
+                      <a:ext cx="5400040" cy="214630"/>
+                    </a:xfrm>
+                    <a:prstGeom prst="rect">
+                      <a:avLst/>
+                    </a:prstGeom>
+                  </pic:spPr>
+                </pic:pic>
+              </a:graphicData>
+            </a:graphic>
+          </wp:inline>
+        </w:drawing>
+      </w:r>
+    </w:p>
+    <w:p>
+      <w:pPr>
         <w:pStyle w:val="Apartado"/>
       </w:pPr>
       <w:r>
@@ -1185,23 +3164,150 @@
     </w:p>
     <w:p>
       <w:pPr>
+        <w:pStyle w:val="Imagen"/>
+      </w:pPr>
+      <w:r>
+        <w:drawing>
+          <wp:inline distT="0" distB="0" distL="0" distR="0" wp14:anchorId="18F7CAA1" wp14:editId="5638EE9C">
+            <wp:extent cx="5400040" cy="2843530"/>
+            <wp:effectExtent l="0" t="0" r="0" b="0"/>
+            <wp:docPr id="1660220531" name="Imagen 1" descr="Captura de pantalla de computadora&#10;&#10;El contenido generado por IA puede ser incorrecto."/>
+            <wp:cNvGraphicFramePr>
+              <a:graphicFrameLocks xmlns:a="http://schemas.openxmlformats.org/drawingml/2006/main" noChangeAspect="1"/>
+            </wp:cNvGraphicFramePr>
+            <a:graphic xmlns:a="http://schemas.openxmlformats.org/drawingml/2006/main">
+              <a:graphicData uri="http://schemas.openxmlformats.org/drawingml/2006/picture">
+                <pic:pic xmlns:pic="http://schemas.openxmlformats.org/drawingml/2006/picture">
+                  <pic:nvPicPr>
+                    <pic:cNvPr id="1660220531" name="Imagen 1" descr="Captura de pantalla de computadora&#10;&#10;El contenido generado por IA puede ser incorrecto."/>
+                    <pic:cNvPicPr/>
+                  </pic:nvPicPr>
+                  <pic:blipFill>
+                    <a:blip r:embed="rId61"/>
+                    <a:stretch>
+                      <a:fillRect/>
+                    </a:stretch>
+                  </pic:blipFill>
+                  <pic:spPr>
+                    <a:xfrm>
+                      <a:off x="0" y="0"/>
+                      <a:ext cx="5400040" cy="2843530"/>
+                    </a:xfrm>
+                    <a:prstGeom prst="rect">
+                      <a:avLst/>
+                    </a:prstGeom>
+                  </pic:spPr>
+                </pic:pic>
+              </a:graphicData>
+            </a:graphic>
+          </wp:inline>
+        </w:drawing>
+      </w:r>
+    </w:p>
+    <w:p>
+      <w:pPr>
         <w:pStyle w:val="Apartado"/>
       </w:pPr>
       <w:r>
+        <w:lastRenderedPageBreak/>
         <w:t>Los comentarios (con su cuerpo y email) que ha escrito el usuario Salena Olmos.</w:t>
       </w:r>
     </w:p>
     <w:p>
       <w:pPr>
+        <w:pStyle w:val="Imagen"/>
+      </w:pPr>
+      <w:r>
+        <w:drawing>
+          <wp:inline distT="0" distB="0" distL="0" distR="0" wp14:anchorId="6DA79469" wp14:editId="1EC01DF6">
+            <wp:extent cx="5400040" cy="2860040"/>
+            <wp:effectExtent l="0" t="0" r="0" b="0"/>
+            <wp:docPr id="349727069" name="Imagen 1" descr="Captura de pantalla de computadora&#10;&#10;El contenido generado por IA puede ser incorrecto."/>
+            <wp:cNvGraphicFramePr>
+              <a:graphicFrameLocks xmlns:a="http://schemas.openxmlformats.org/drawingml/2006/main" noChangeAspect="1"/>
+            </wp:cNvGraphicFramePr>
+            <a:graphic xmlns:a="http://schemas.openxmlformats.org/drawingml/2006/main">
+              <a:graphicData uri="http://schemas.openxmlformats.org/drawingml/2006/picture">
+                <pic:pic xmlns:pic="http://schemas.openxmlformats.org/drawingml/2006/picture">
+                  <pic:nvPicPr>
+                    <pic:cNvPr id="349727069" name="Imagen 1" descr="Captura de pantalla de computadora&#10;&#10;El contenido generado por IA puede ser incorrecto."/>
+                    <pic:cNvPicPr/>
+                  </pic:nvPicPr>
+                  <pic:blipFill>
+                    <a:blip r:embed="rId62"/>
+                    <a:stretch>
+                      <a:fillRect/>
+                    </a:stretch>
+                  </pic:blipFill>
+                  <pic:spPr>
+                    <a:xfrm>
+                      <a:off x="0" y="0"/>
+                      <a:ext cx="5400040" cy="2860040"/>
+                    </a:xfrm>
+                    <a:prstGeom prst="rect">
+                      <a:avLst/>
+                    </a:prstGeom>
+                  </pic:spPr>
+                </pic:pic>
+              </a:graphicData>
+            </a:graphic>
+          </wp:inline>
+        </w:drawing>
+      </w:r>
+    </w:p>
+    <w:p>
+      <w:pPr>
         <w:pStyle w:val="Apartado"/>
       </w:pPr>
       <w:r>
         <w:t>Recupera los mensajes que en body contengan la palabra earth, y devuelve el título, 3 comentarios y 5 etiquetas.</w:t>
       </w:r>
     </w:p>
+    <w:p>
+      <w:pPr>
+        <w:pStyle w:val="Imagen"/>
+      </w:pPr>
+      <w:r>
+        <w:drawing>
+          <wp:inline distT="0" distB="0" distL="0" distR="0" wp14:anchorId="327A49B6" wp14:editId="572E7ADF">
+            <wp:extent cx="5400040" cy="2887345"/>
+            <wp:effectExtent l="0" t="0" r="0" b="8255"/>
+            <wp:docPr id="400157915" name="Imagen 1" descr="Interfaz de usuario gráfica, Aplicación&#10;&#10;El contenido generado por IA puede ser incorrecto."/>
+            <wp:cNvGraphicFramePr>
+              <a:graphicFrameLocks xmlns:a="http://schemas.openxmlformats.org/drawingml/2006/main" noChangeAspect="1"/>
+            </wp:cNvGraphicFramePr>
+            <a:graphic xmlns:a="http://schemas.openxmlformats.org/drawingml/2006/main">
+              <a:graphicData uri="http://schemas.openxmlformats.org/drawingml/2006/picture">
+                <pic:pic xmlns:pic="http://schemas.openxmlformats.org/drawingml/2006/picture">
+                  <pic:nvPicPr>
+                    <pic:cNvPr id="400157915" name="Imagen 1" descr="Interfaz de usuario gráfica, Aplicación&#10;&#10;El contenido generado por IA puede ser incorrecto."/>
+                    <pic:cNvPicPr/>
+                  </pic:nvPicPr>
+                  <pic:blipFill>
+                    <a:blip r:embed="rId63"/>
+                    <a:stretch>
+                      <a:fillRect/>
+                    </a:stretch>
+                  </pic:blipFill>
+                  <pic:spPr>
+                    <a:xfrm>
+                      <a:off x="0" y="0"/>
+                      <a:ext cx="5400040" cy="2887345"/>
+                    </a:xfrm>
+                    <a:prstGeom prst="rect">
+                      <a:avLst/>
+                    </a:prstGeom>
+                  </pic:spPr>
+                </pic:pic>
+              </a:graphicData>
+            </a:graphic>
+          </wp:inline>
+        </w:drawing>
+      </w:r>
+    </w:p>
     <w:sectPr>
-      <w:headerReference w:type="default" r:id="rId17"/>
-      <w:footerReference w:type="default" r:id="rId18"/>
+      <w:headerReference w:type="default" r:id="rId64"/>
+      <w:footerReference w:type="default" r:id="rId65"/>
       <w:pgSz w:w="11906" w:h="16838"/>
       <w:pgMar w:top="1417" w:right="1701" w:bottom="1417" w:left="1701" w:header="708" w:footer="708" w:gutter="0"/>
       <w:cols w:space="708"/>
@@ -2503,6 +4609,7 @@
   <w:style w:type="character" w:default="1" w:styleId="Fuentedeprrafopredeter">
     <w:name w:val="Default Paragraph Font"/>
     <w:uiPriority w:val="1"/>
+    <w:semiHidden/>
     <w:unhideWhenUsed/>
   </w:style>
   <w:style w:type="table" w:default="1" w:styleId="Tablanormal">
@@ -3150,7 +5257,10 @@
     <w:rsidRoot w:val="00640C3C"/>
     <w:rsid w:val="001D4894"/>
     <w:rsid w:val="00206447"/>
+    <w:rsid w:val="003178FA"/>
     <w:rsid w:val="003F3A97"/>
+    <w:rsid w:val="00433282"/>
+    <w:rsid w:val="00530296"/>
     <w:rsid w:val="00640C3C"/>
     <w:rsid w:val="00664759"/>
     <w:rsid w:val="007E463A"/>
@@ -3160,6 +5270,7 @@
     <w:rsid w:val="00E911E2"/>
     <w:rsid w:val="00EF7BB9"/>
     <w:rsid w:val="00F60887"/>
+    <w:rsid w:val="00F82943"/>
   </w:rsids>
   <m:mathPr>
     <m:mathFont m:val="Cambria Math"/>
